--- a/manual/METEORAD_Manual_ja.docx
+++ b/manual/METEORAD_Manual_ja.docx
@@ -339,14 +339,14 @@
         </w:p>
         <w:p>
           <w:pPr>
-            <w:pStyle w:val="TOC1"/>
+            <w:pStyle w:val="TOC2"/>
             <w:tabs>
               <w:tab w:val="right" w:pos="9638" w:leader="dot"/>
             </w:tabs>
           </w:pPr>
           <w:hyperlink w:history="1" w:anchor="_Toc7">
             <w:r>
-              <w:t xml:space="preserve">3. 起動と画面構成</w:t>
+              <w:t xml:space="preserve">2.1 Windows</w:t>
             </w:r>
             <w:r>
               <w:tab/>
@@ -361,14 +361,14 @@
         </w:p>
         <w:p>
           <w:pPr>
-            <w:pStyle w:val="TOC1"/>
+            <w:pStyle w:val="TOC2"/>
             <w:tabs>
               <w:tab w:val="right" w:pos="9638" w:leader="dot"/>
             </w:tabs>
           </w:pPr>
           <w:hyperlink w:history="1" w:anchor="_Toc8">
             <w:r>
-              <w:t xml:space="preserve">4. 化学種パネル</w:t>
+              <w:t xml:space="preserve">2.2 macOS</w:t>
             </w:r>
             <w:r>
               <w:tab/>
@@ -390,7 +390,7 @@
           </w:pPr>
           <w:hyperlink w:history="1" w:anchor="_Toc9">
             <w:r>
-              <w:t xml:space="preserve">4.1 プリセット</w:t>
+              <w:t xml:space="preserve">2.3 データベースの保存場所</w:t>
             </w:r>
             <w:r>
               <w:tab/>
@@ -398,6 +398,28 @@
             <w:r>
               <w:fldChar w:fldCharType="begin" w:dirty="true"/>
               <w:instrText xml:space="preserve">PAGEREF _Toc9 \h</w:instrText>
+              <w:fldChar w:fldCharType="separate"/>
+              <w:fldChar w:fldCharType="end"/>
+            </w:r>
+          </w:hyperlink>
+        </w:p>
+        <w:p>
+          <w:pPr>
+            <w:pStyle w:val="TOC2"/>
+            <w:tabs>
+              <w:tab w:val="right" w:pos="9638" w:leader="dot"/>
+            </w:tabs>
+          </w:pPr>
+          <w:hyperlink w:history="1" w:anchor="_Toc10">
+            <w:r>
+              <w:t xml:space="preserve">2.4 アンインストール</w:t>
+            </w:r>
+            <w:r>
+              <w:tab/>
+            </w:r>
+            <w:r>
+              <w:fldChar w:fldCharType="begin" w:dirty="true"/>
+              <w:instrText xml:space="preserve">PAGEREF _Toc10 \h</w:instrText>
               <w:fldChar w:fldCharType="separate"/>
               <w:fldChar w:fldCharType="end"/>
             </w:r>
@@ -410,31 +432,9 @@
               <w:tab w:val="right" w:pos="9638" w:leader="dot"/>
             </w:tabs>
           </w:pPr>
-          <w:hyperlink w:history="1" w:anchor="_Toc10">
-            <w:r>
-              <w:t xml:space="preserve">5. パラメータパネル</w:t>
-            </w:r>
-            <w:r>
-              <w:tab/>
-            </w:r>
-            <w:r>
-              <w:fldChar w:fldCharType="begin" w:dirty="true"/>
-              <w:instrText xml:space="preserve">PAGEREF _Toc10 \h</w:instrText>
-              <w:fldChar w:fldCharType="separate"/>
-              <w:fldChar w:fldCharType="end"/>
-            </w:r>
-          </w:hyperlink>
-        </w:p>
-        <w:p>
-          <w:pPr>
-            <w:pStyle w:val="TOC2"/>
-            <w:tabs>
-              <w:tab w:val="right" w:pos="9638" w:leader="dot"/>
-            </w:tabs>
-          </w:pPr>
           <w:hyperlink w:history="1" w:anchor="_Toc11">
             <w:r>
-              <w:t xml:space="preserve">5.1 圧力 FWHM の自動推定 (Auto)</w:t>
+              <w:t xml:space="preserve">3. 起動と画面構成</w:t>
             </w:r>
             <w:r>
               <w:tab/>
@@ -456,7 +456,7 @@
           </w:pPr>
           <w:hyperlink w:history="1" w:anchor="_Toc12">
             <w:r>
-              <w:t xml:space="preserve">6. 計算の実行と表示</w:t>
+              <w:t xml:space="preserve">4. 化学種パネル</w:t>
             </w:r>
             <w:r>
               <w:tab/>
@@ -478,7 +478,7 @@
           </w:pPr>
           <w:hyperlink w:history="1" w:anchor="_Toc13">
             <w:r>
-              <w:t xml:space="preserve">6.1 基本手順</w:t>
+              <w:t xml:space="preserve">4.1 プリセット</w:t>
             </w:r>
             <w:r>
               <w:tab/>
@@ -493,14 +493,14 @@
         </w:p>
         <w:p>
           <w:pPr>
-            <w:pStyle w:val="TOC2"/>
+            <w:pStyle w:val="TOC1"/>
             <w:tabs>
               <w:tab w:val="right" w:pos="9638" w:leader="dot"/>
             </w:tabs>
           </w:pPr>
           <w:hyperlink w:history="1" w:anchor="_Toc14">
             <w:r>
-              <w:t xml:space="preserve">6.2 プロットパネルの機能</w:t>
+              <w:t xml:space="preserve">5. パラメータパネル</w:t>
             </w:r>
             <w:r>
               <w:tab/>
@@ -522,7 +522,7 @@
           </w:pPr>
           <w:hyperlink w:history="1" w:anchor="_Toc15">
             <w:r>
-              <w:t xml:space="preserve">6.3 スラブ強度</w:t>
+              <w:t xml:space="preserve">5.1 圧力 FWHM の自動推定 (Auto)</w:t>
             </w:r>
             <w:r>
               <w:tab/>
@@ -544,7 +544,7 @@
           </w:pPr>
           <w:hyperlink w:history="1" w:anchor="_Toc16">
             <w:r>
-              <w:t xml:space="preserve">7. メニュー</w:t>
+              <w:t xml:space="preserve">6. 計算の実行と表示</w:t>
             </w:r>
             <w:r>
               <w:tab/>
@@ -566,7 +566,7 @@
           </w:pPr>
           <w:hyperlink w:history="1" w:anchor="_Toc17">
             <w:r>
-              <w:t xml:space="preserve">7.1 スペクトルの保存形式</w:t>
+              <w:t xml:space="preserve">6.1 基本手順</w:t>
             </w:r>
             <w:r>
               <w:tab/>
@@ -574,6 +574,50 @@
             <w:r>
               <w:fldChar w:fldCharType="begin" w:dirty="true"/>
               <w:instrText xml:space="preserve">PAGEREF _Toc17 \h</w:instrText>
+              <w:fldChar w:fldCharType="separate"/>
+              <w:fldChar w:fldCharType="end"/>
+            </w:r>
+          </w:hyperlink>
+        </w:p>
+        <w:p>
+          <w:pPr>
+            <w:pStyle w:val="TOC2"/>
+            <w:tabs>
+              <w:tab w:val="right" w:pos="9638" w:leader="dot"/>
+            </w:tabs>
+          </w:pPr>
+          <w:hyperlink w:history="1" w:anchor="_Toc18">
+            <w:r>
+              <w:t xml:space="preserve">6.2 プロットパネルの機能</w:t>
+            </w:r>
+            <w:r>
+              <w:tab/>
+            </w:r>
+            <w:r>
+              <w:fldChar w:fldCharType="begin" w:dirty="true"/>
+              <w:instrText xml:space="preserve">PAGEREF _Toc18 \h</w:instrText>
+              <w:fldChar w:fldCharType="separate"/>
+              <w:fldChar w:fldCharType="end"/>
+            </w:r>
+          </w:hyperlink>
+        </w:p>
+        <w:p>
+          <w:pPr>
+            <w:pStyle w:val="TOC2"/>
+            <w:tabs>
+              <w:tab w:val="right" w:pos="9638" w:leader="dot"/>
+            </w:tabs>
+          </w:pPr>
+          <w:hyperlink w:history="1" w:anchor="_Toc19">
+            <w:r>
+              <w:t xml:space="preserve">6.3 スラブ強度</w:t>
+            </w:r>
+            <w:r>
+              <w:tab/>
+            </w:r>
+            <w:r>
+              <w:fldChar w:fldCharType="begin" w:dirty="true"/>
+              <w:instrText xml:space="preserve">PAGEREF _Toc19 \h</w:instrText>
               <w:fldChar w:fldCharType="separate"/>
               <w:fldChar w:fldCharType="end"/>
             </w:r>
@@ -586,53 +630,9 @@
               <w:tab w:val="right" w:pos="9638" w:leader="dot"/>
             </w:tabs>
           </w:pPr>
-          <w:hyperlink w:history="1" w:anchor="_Toc18">
-            <w:r>
-              <w:t xml:space="preserve">8. 温度スイープ</w:t>
-            </w:r>
-            <w:r>
-              <w:tab/>
-            </w:r>
-            <w:r>
-              <w:fldChar w:fldCharType="begin" w:dirty="true"/>
-              <w:instrText xml:space="preserve">PAGEREF _Toc18 \h</w:instrText>
-              <w:fldChar w:fldCharType="separate"/>
-              <w:fldChar w:fldCharType="end"/>
-            </w:r>
-          </w:hyperlink>
-        </w:p>
-        <w:p>
-          <w:pPr>
-            <w:pStyle w:val="TOC1"/>
-            <w:tabs>
-              <w:tab w:val="right" w:pos="9638" w:leader="dot"/>
-            </w:tabs>
-          </w:pPr>
-          <w:hyperlink w:history="1" w:anchor="_Toc19">
-            <w:r>
-              <w:t xml:space="preserve">9. 観測スペクトルのフィット</w:t>
-            </w:r>
-            <w:r>
-              <w:tab/>
-            </w:r>
-            <w:r>
-              <w:fldChar w:fldCharType="begin" w:dirty="true"/>
-              <w:instrText xml:space="preserve">PAGEREF _Toc19 \h</w:instrText>
-              <w:fldChar w:fldCharType="separate"/>
-              <w:fldChar w:fldCharType="end"/>
-            </w:r>
-          </w:hyperlink>
-        </w:p>
-        <w:p>
-          <w:pPr>
-            <w:pStyle w:val="TOC2"/>
-            <w:tabs>
-              <w:tab w:val="right" w:pos="9638" w:leader="dot"/>
-            </w:tabs>
-          </w:pPr>
           <w:hyperlink w:history="1" w:anchor="_Toc20">
             <w:r>
-              <w:t xml:space="preserve">9.1 設定項目</w:t>
+              <w:t xml:space="preserve">7. メニュー</w:t>
             </w:r>
             <w:r>
               <w:tab/>
@@ -654,7 +654,7 @@
           </w:pPr>
           <w:hyperlink w:history="1" w:anchor="_Toc21">
             <w:r>
-              <w:t xml:space="preserve">9.2 探索方法</w:t>
+              <w:t xml:space="preserve">7.1 スペクトルの保存形式</w:t>
             </w:r>
             <w:r>
               <w:tab/>
@@ -676,7 +676,7 @@
           </w:pPr>
           <w:hyperlink w:history="1" w:anchor="_Toc22">
             <w:r>
-              <w:t xml:space="preserve">10. VALD 線リストの取込み</w:t>
+              <w:t xml:space="preserve">8. 温度スイープ</w:t>
             </w:r>
             <w:r>
               <w:tab/>
@@ -698,7 +698,7 @@
           </w:pPr>
           <w:hyperlink w:history="1" w:anchor="_Toc23">
             <w:r>
-              <w:t xml:space="preserve">11. 制御ファイル (.ctl) の読込み</w:t>
+              <w:t xml:space="preserve">9. 観測スペクトルのフィット</w:t>
             </w:r>
             <w:r>
               <w:tab/>
@@ -706,6 +706,50 @@
             <w:r>
               <w:fldChar w:fldCharType="begin" w:dirty="true"/>
               <w:instrText xml:space="preserve">PAGEREF _Toc23 \h</w:instrText>
+              <w:fldChar w:fldCharType="separate"/>
+              <w:fldChar w:fldCharType="end"/>
+            </w:r>
+          </w:hyperlink>
+        </w:p>
+        <w:p>
+          <w:pPr>
+            <w:pStyle w:val="TOC2"/>
+            <w:tabs>
+              <w:tab w:val="right" w:pos="9638" w:leader="dot"/>
+            </w:tabs>
+          </w:pPr>
+          <w:hyperlink w:history="1" w:anchor="_Toc24">
+            <w:r>
+              <w:t xml:space="preserve">9.1 設定項目</w:t>
+            </w:r>
+            <w:r>
+              <w:tab/>
+            </w:r>
+            <w:r>
+              <w:fldChar w:fldCharType="begin" w:dirty="true"/>
+              <w:instrText xml:space="preserve">PAGEREF _Toc24 \h</w:instrText>
+              <w:fldChar w:fldCharType="separate"/>
+              <w:fldChar w:fldCharType="end"/>
+            </w:r>
+          </w:hyperlink>
+        </w:p>
+        <w:p>
+          <w:pPr>
+            <w:pStyle w:val="TOC2"/>
+            <w:tabs>
+              <w:tab w:val="right" w:pos="9638" w:leader="dot"/>
+            </w:tabs>
+          </w:pPr>
+          <w:hyperlink w:history="1" w:anchor="_Toc25">
+            <w:r>
+              <w:t xml:space="preserve">9.2 探索方法</w:t>
+            </w:r>
+            <w:r>
+              <w:tab/>
+            </w:r>
+            <w:r>
+              <w:fldChar w:fldCharType="begin" w:dirty="true"/>
+              <w:instrText xml:space="preserve">PAGEREF _Toc25 \h</w:instrText>
               <w:fldChar w:fldCharType="separate"/>
               <w:fldChar w:fldCharType="end"/>
             </w:r>
@@ -718,16 +762,16 @@
               <w:tab w:val="right" w:pos="9638" w:leader="dot"/>
             </w:tabs>
           </w:pPr>
-          <w:hyperlink w:history="1" w:anchor="_Toc24">
-            <w:r>
-              <w:t xml:space="preserve">12. Python API</w:t>
+          <w:hyperlink w:history="1" w:anchor="_Toc26">
+            <w:r>
+              <w:t xml:space="preserve">10. VALD 線リストの取込み</w:t>
             </w:r>
             <w:r>
               <w:tab/>
             </w:r>
             <w:r>
               <w:fldChar w:fldCharType="begin" w:dirty="true"/>
-              <w:instrText xml:space="preserve">PAGEREF _Toc24 \h</w:instrText>
+              <w:instrText xml:space="preserve">PAGEREF _Toc26 \h</w:instrText>
               <w:fldChar w:fldCharType="separate"/>
               <w:fldChar w:fldCharType="end"/>
             </w:r>
@@ -740,7 +784,51 @@
               <w:tab w:val="right" w:pos="9638" w:leader="dot"/>
             </w:tabs>
           </w:pPr>
-          <w:hyperlink w:history="1" w:anchor="_Toc25">
+          <w:hyperlink w:history="1" w:anchor="_Toc27">
+            <w:r>
+              <w:t xml:space="preserve">11. 制御ファイル (.ctl) の読込み</w:t>
+            </w:r>
+            <w:r>
+              <w:tab/>
+            </w:r>
+            <w:r>
+              <w:fldChar w:fldCharType="begin" w:dirty="true"/>
+              <w:instrText xml:space="preserve">PAGEREF _Toc27 \h</w:instrText>
+              <w:fldChar w:fldCharType="separate"/>
+              <w:fldChar w:fldCharType="end"/>
+            </w:r>
+          </w:hyperlink>
+        </w:p>
+        <w:p>
+          <w:pPr>
+            <w:pStyle w:val="TOC1"/>
+            <w:tabs>
+              <w:tab w:val="right" w:pos="9638" w:leader="dot"/>
+            </w:tabs>
+          </w:pPr>
+          <w:hyperlink w:history="1" w:anchor="_Toc28">
+            <w:r>
+              <w:t xml:space="preserve">12. Python API</w:t>
+            </w:r>
+            <w:r>
+              <w:tab/>
+            </w:r>
+            <w:r>
+              <w:fldChar w:fldCharType="begin" w:dirty="true"/>
+              <w:instrText xml:space="preserve">PAGEREF _Toc28 \h</w:instrText>
+              <w:fldChar w:fldCharType="separate"/>
+              <w:fldChar w:fldCharType="end"/>
+            </w:r>
+          </w:hyperlink>
+        </w:p>
+        <w:p>
+          <w:pPr>
+            <w:pStyle w:val="TOC1"/>
+            <w:tabs>
+              <w:tab w:val="right" w:pos="9638" w:leader="dot"/>
+            </w:tabs>
+          </w:pPr>
+          <w:hyperlink w:history="1" w:anchor="_Toc29">
             <w:r>
               <w:t xml:space="preserve">13. 物理モデルと仕様</w:t>
             </w:r>
@@ -749,7 +837,7 @@
             </w:r>
             <w:r>
               <w:fldChar w:fldCharType="begin" w:dirty="true"/>
-              <w:instrText xml:space="preserve">PAGEREF _Toc25 \h</w:instrText>
+              <w:instrText xml:space="preserve">PAGEREF _Toc29 \h</w:instrText>
               <w:fldChar w:fldCharType="separate"/>
               <w:fldChar w:fldCharType="end"/>
             </w:r>
@@ -762,97 +850,9 @@
               <w:tab w:val="right" w:pos="9638" w:leader="dot"/>
             </w:tabs>
           </w:pPr>
-          <w:hyperlink w:history="1" w:anchor="_Toc26">
+          <w:hyperlink w:history="1" w:anchor="_Toc30">
             <w:r>
               <w:t xml:space="preserve">13.1 単位系と規約</w:t>
-            </w:r>
-            <w:r>
-              <w:tab/>
-            </w:r>
-            <w:r>
-              <w:fldChar w:fldCharType="begin" w:dirty="true"/>
-              <w:instrText xml:space="preserve">PAGEREF _Toc26 \h</w:instrText>
-              <w:fldChar w:fldCharType="separate"/>
-              <w:fldChar w:fldCharType="end"/>
-            </w:r>
-          </w:hyperlink>
-        </w:p>
-        <w:p>
-          <w:pPr>
-            <w:pStyle w:val="TOC2"/>
-            <w:tabs>
-              <w:tab w:val="right" w:pos="9638" w:leader="dot"/>
-            </w:tabs>
-          </w:pPr>
-          <w:hyperlink w:history="1" w:anchor="_Toc27">
-            <w:r>
-              <w:t xml:space="preserve">13.2 計算の流れ</w:t>
-            </w:r>
-            <w:r>
-              <w:tab/>
-            </w:r>
-            <w:r>
-              <w:fldChar w:fldCharType="begin" w:dirty="true"/>
-              <w:instrText xml:space="preserve">PAGEREF _Toc27 \h</w:instrText>
-              <w:fldChar w:fldCharType="separate"/>
-              <w:fldChar w:fldCharType="end"/>
-            </w:r>
-          </w:hyperlink>
-        </w:p>
-        <w:p>
-          <w:pPr>
-            <w:pStyle w:val="TOC2"/>
-            <w:tabs>
-              <w:tab w:val="right" w:pos="9638" w:leader="dot"/>
-            </w:tabs>
-          </w:pPr>
-          <w:hyperlink w:history="1" w:anchor="_Toc28">
-            <w:r>
-              <w:t xml:space="preserve">13.3 線形状</w:t>
-            </w:r>
-            <w:r>
-              <w:tab/>
-            </w:r>
-            <w:r>
-              <w:fldChar w:fldCharType="begin" w:dirty="true"/>
-              <w:instrText xml:space="preserve">PAGEREF _Toc28 \h</w:instrText>
-              <w:fldChar w:fldCharType="separate"/>
-              <w:fldChar w:fldCharType="end"/>
-            </w:r>
-          </w:hyperlink>
-        </w:p>
-        <w:p>
-          <w:pPr>
-            <w:pStyle w:val="TOC2"/>
-            <w:tabs>
-              <w:tab w:val="right" w:pos="9638" w:leader="dot"/>
-            </w:tabs>
-          </w:pPr>
-          <w:hyperlink w:history="1" w:anchor="_Toc29">
-            <w:r>
-              <w:t xml:space="preserve">13.4 装置関数の畳み込み</w:t>
-            </w:r>
-            <w:r>
-              <w:tab/>
-            </w:r>
-            <w:r>
-              <w:fldChar w:fldCharType="begin" w:dirty="true"/>
-              <w:instrText xml:space="preserve">PAGEREF _Toc29 \h</w:instrText>
-              <w:fldChar w:fldCharType="separate"/>
-              <w:fldChar w:fldCharType="end"/>
-            </w:r>
-          </w:hyperlink>
-        </w:p>
-        <w:p>
-          <w:pPr>
-            <w:pStyle w:val="TOC1"/>
-            <w:tabs>
-              <w:tab w:val="right" w:pos="9638" w:leader="dot"/>
-            </w:tabs>
-          </w:pPr>
-          <w:hyperlink w:history="1" w:anchor="_Toc30">
-            <w:r>
-              <w:t xml:space="preserve">14. データベース</w:t>
             </w:r>
             <w:r>
               <w:tab/>
@@ -874,7 +874,7 @@
           </w:pPr>
           <w:hyperlink w:history="1" w:anchor="_Toc31">
             <w:r>
-              <w:t xml:space="preserve">14.1 追加分子の近似</w:t>
+              <w:t xml:space="preserve">13.2 計算の流れ</w:t>
             </w:r>
             <w:r>
               <w:tab/>
@@ -896,7 +896,7 @@
           </w:pPr>
           <w:hyperlink w:history="1" w:anchor="_Toc32">
             <w:r>
-              <w:t xml:space="preserve">14.2 新しい化学種の追加</w:t>
+              <w:t xml:space="preserve">13.3 線形状</w:t>
             </w:r>
             <w:r>
               <w:tab/>
@@ -911,14 +911,14 @@
         </w:p>
         <w:p>
           <w:pPr>
-            <w:pStyle w:val="TOC1"/>
+            <w:pStyle w:val="TOC2"/>
             <w:tabs>
               <w:tab w:val="right" w:pos="9638" w:leader="dot"/>
             </w:tabs>
           </w:pPr>
           <w:hyperlink w:history="1" w:anchor="_Toc33">
             <w:r>
-              <w:t xml:space="preserve">15. 制約と注意事項</w:t>
+              <w:t xml:space="preserve">13.4 装置関数の畳み込み</w:t>
             </w:r>
             <w:r>
               <w:tab/>
@@ -940,7 +940,7 @@
           </w:pPr>
           <w:hyperlink w:history="1" w:anchor="_Toc34">
             <w:r>
-              <w:t xml:space="preserve">16. クレジットと参考文献</w:t>
+              <w:t xml:space="preserve">14. データベース</w:t>
             </w:r>
             <w:r>
               <w:tab/>
@@ -962,7 +962,7 @@
           </w:pPr>
           <w:hyperlink w:history="1" w:anchor="_Toc35">
             <w:r>
-              <w:t xml:space="preserve">16.1 引用必須の論文</w:t>
+              <w:t xml:space="preserve">14.1 追加分子の近似</w:t>
             </w:r>
             <w:r>
               <w:tab/>
@@ -984,7 +984,7 @@
           </w:pPr>
           <w:hyperlink w:history="1" w:anchor="_Toc36">
             <w:r>
-              <w:t xml:space="preserve">16.2 その他の参考文献</w:t>
+              <w:t xml:space="preserve">14.2 新しい化学種の追加</w:t>
             </w:r>
             <w:r>
               <w:tab/>
@@ -992,6 +992,50 @@
             <w:r>
               <w:fldChar w:fldCharType="begin" w:dirty="true"/>
               <w:instrText xml:space="preserve">PAGEREF _Toc36 \h</w:instrText>
+              <w:fldChar w:fldCharType="separate"/>
+              <w:fldChar w:fldCharType="end"/>
+            </w:r>
+          </w:hyperlink>
+        </w:p>
+        <w:p>
+          <w:pPr>
+            <w:pStyle w:val="TOC1"/>
+            <w:tabs>
+              <w:tab w:val="right" w:pos="9638" w:leader="dot"/>
+            </w:tabs>
+          </w:pPr>
+          <w:hyperlink w:history="1" w:anchor="_Toc37">
+            <w:r>
+              <w:t xml:space="preserve">15. 制約と注意事項</w:t>
+            </w:r>
+            <w:r>
+              <w:tab/>
+            </w:r>
+            <w:r>
+              <w:fldChar w:fldCharType="begin" w:dirty="true"/>
+              <w:instrText xml:space="preserve">PAGEREF _Toc37 \h</w:instrText>
+              <w:fldChar w:fldCharType="separate"/>
+              <w:fldChar w:fldCharType="end"/>
+            </w:r>
+          </w:hyperlink>
+        </w:p>
+        <w:p>
+          <w:pPr>
+            <w:pStyle w:val="TOC1"/>
+            <w:tabs>
+              <w:tab w:val="right" w:pos="9638" w:leader="dot"/>
+            </w:tabs>
+          </w:pPr>
+          <w:hyperlink w:history="1" w:anchor="_Toc38">
+            <w:r>
+              <w:t xml:space="preserve">16. クレジットと参考文献</w:t>
+            </w:r>
+            <w:r>
+              <w:tab/>
+            </w:r>
+            <w:r>
+              <w:fldChar w:fldCharType="begin" w:dirty="true"/>
+              <w:instrText xml:space="preserve">PAGEREF _Toc38 \h</w:instrText>
               <w:fldChar w:fldCharType="separate"/>
               <w:fldChar w:fldCharType="end"/>
             </w:r>
@@ -1004,7 +1048,51 @@
               <w:tab w:val="right" w:pos="9638" w:leader="dot"/>
             </w:tabs>
           </w:pPr>
-          <w:hyperlink w:history="1" w:anchor="_Toc37">
+          <w:hyperlink w:history="1" w:anchor="_Toc39">
+            <w:r>
+              <w:t xml:space="preserve">16.1 引用必須の論文</w:t>
+            </w:r>
+            <w:r>
+              <w:tab/>
+            </w:r>
+            <w:r>
+              <w:fldChar w:fldCharType="begin" w:dirty="true"/>
+              <w:instrText xml:space="preserve">PAGEREF _Toc39 \h</w:instrText>
+              <w:fldChar w:fldCharType="separate"/>
+              <w:fldChar w:fldCharType="end"/>
+            </w:r>
+          </w:hyperlink>
+        </w:p>
+        <w:p>
+          <w:pPr>
+            <w:pStyle w:val="TOC2"/>
+            <w:tabs>
+              <w:tab w:val="right" w:pos="9638" w:leader="dot"/>
+            </w:tabs>
+          </w:pPr>
+          <w:hyperlink w:history="1" w:anchor="_Toc40">
+            <w:r>
+              <w:t xml:space="preserve">16.2 その他の参考文献</w:t>
+            </w:r>
+            <w:r>
+              <w:tab/>
+            </w:r>
+            <w:r>
+              <w:fldChar w:fldCharType="begin" w:dirty="true"/>
+              <w:instrText xml:space="preserve">PAGEREF _Toc40 \h</w:instrText>
+              <w:fldChar w:fldCharType="separate"/>
+              <w:fldChar w:fldCharType="end"/>
+            </w:r>
+          </w:hyperlink>
+        </w:p>
+        <w:p>
+          <w:pPr>
+            <w:pStyle w:val="TOC2"/>
+            <w:tabs>
+              <w:tab w:val="right" w:pos="9638" w:leader="dot"/>
+            </w:tabs>
+          </w:pPr>
+          <w:hyperlink w:history="1" w:anchor="_Toc41">
             <w:r>
               <w:t xml:space="preserve">16.3 利用条件</w:t>
             </w:r>
@@ -1013,7 +1101,7 @@
             </w:r>
             <w:r>
               <w:fldChar w:fldCharType="begin" w:dirty="true"/>
-              <w:instrText xml:space="preserve">PAGEREF _Toc37 \h</w:instrText>
+              <w:instrText xml:space="preserve">PAGEREF _Toc41 \h</w:instrText>
               <w:fldChar w:fldCharType="separate"/>
               <w:fldChar w:fldCharType="end"/>
             </w:r>
@@ -1394,6 +1482,14 @@
     </w:p>
     <w:p>
       <w:pPr>
+        <w:spacing w:after="120"/>
+      </w:pPr>
+      <w:r>
+        <w:t xml:space="preserve">METEORAD は Windows 用インストーラと macOS 用ディスクイメージ (dmg) で配布しています。Python などの追加ソフトウェアは不要です。</w:t>
+      </w:r>
+    </w:p>
+    <w:p>
+      <w:pPr>
         <w:keepNext/>
         <w:spacing w:after="60" w:before="120"/>
       </w:pPr>
@@ -1411,7 +1507,7 @@
           <w:sz w:val="19"/>
           <w:szCs w:val="19"/>
         </w:rPr>
-        <w:t xml:space="preserve">動作環境</w:t>
+        <w:t xml:space="preserve">動作環境と配布ファイル</w:t>
       </w:r>
     </w:p>
     <w:tbl>
@@ -1427,8 +1523,9 @@
         </w:tblBorders>
       </w:tblPr>
       <w:tblGrid>
-        <w:gridCol w:w="2409"/>
-        <w:gridCol w:w="7229"/>
+        <w:gridCol w:w="1927"/>
+        <w:gridCol w:w="3855"/>
+        <w:gridCol w:w="3856"/>
       </w:tblGrid>
       <w:tr>
         <w:trPr>
@@ -1436,7 +1533,7 @@
         </w:trPr>
         <w:tc>
           <w:tcPr>
-            <w:tcW w:type="dxa" w:w="2409"/>
+            <w:tcW w:type="dxa" w:w="1927"/>
             <w:tcBorders>
               <w:top w:val="single" w:color="B8C0CC" w:sz="4"/>
               <w:left w:val="single" w:color="B8C0CC" w:sz="4"/>
@@ -1466,7 +1563,7 @@
         </w:tc>
         <w:tc>
           <w:tcPr>
-            <w:tcW w:type="dxa" w:w="7229"/>
+            <w:tcW w:type="dxa" w:w="3855"/>
             <w:tcBorders>
               <w:top w:val="single" w:color="B8C0CC" w:sz="4"/>
               <w:left w:val="single" w:color="B8C0CC" w:sz="4"/>
@@ -1490,7 +1587,37 @@
                 <w:sz w:val="19"/>
                 <w:szCs w:val="19"/>
               </w:rPr>
-              <w:t xml:space="preserve">内容</w:t>
+              <w:t xml:space="preserve">Windows</w:t>
+            </w:r>
+          </w:p>
+        </w:tc>
+        <w:tc>
+          <w:tcPr>
+            <w:tcW w:type="dxa" w:w="3856"/>
+            <w:tcBorders>
+              <w:top w:val="single" w:color="B8C0CC" w:sz="4"/>
+              <w:left w:val="single" w:color="B8C0CC" w:sz="4"/>
+              <w:bottom w:val="single" w:color="B8C0CC" w:sz="4"/>
+              <w:right w:val="single" w:color="B8C0CC" w:sz="4"/>
+            </w:tcBorders>
+            <w:shd w:fill="1F3A5F" w:color="auto" w:val="clear"/>
+            <w:tcMar>
+              <w:top w:type="dxa" w:w="50"/>
+              <w:left w:type="dxa" w:w="90"/>
+              <w:bottom w:type="dxa" w:w="50"/>
+              <w:right w:type="dxa" w:w="90"/>
+            </w:tcMar>
+          </w:tcPr>
+          <w:p>
+            <w:r>
+              <w:rPr>
+                <w:b/>
+                <w:bCs/>
+                <w:color w:val="FFFFFF"/>
+                <w:sz w:val="19"/>
+                <w:szCs w:val="19"/>
+              </w:rPr>
+              <w:t xml:space="preserve">macOS</w:t>
             </w:r>
           </w:p>
         </w:tc>
@@ -1498,7 +1625,7 @@
       <w:tr>
         <w:tc>
           <w:tcPr>
-            <w:tcW w:type="dxa" w:w="2409"/>
+            <w:tcW w:type="dxa" w:w="1927"/>
             <w:tcBorders>
               <w:top w:val="single" w:color="B8C0CC" w:sz="4"/>
               <w:left w:val="single" w:color="B8C0CC" w:sz="4"/>
@@ -1524,27 +1651,53 @@
         </w:tc>
         <w:tc>
           <w:tcPr>
-            <w:tcW w:type="dxa" w:w="7229"/>
-            <w:tcBorders>
-              <w:top w:val="single" w:color="B8C0CC" w:sz="4"/>
-              <w:left w:val="single" w:color="B8C0CC" w:sz="4"/>
-              <w:bottom w:val="single" w:color="B8C0CC" w:sz="4"/>
-              <w:right w:val="single" w:color="B8C0CC" w:sz="4"/>
-            </w:tcBorders>
-            <w:tcMar>
-              <w:top w:type="dxa" w:w="50"/>
-              <w:left w:type="dxa" w:w="90"/>
-              <w:bottom w:type="dxa" w:w="50"/>
-              <w:right w:type="dxa" w:w="90"/>
-            </w:tcMar>
-          </w:tcPr>
-          <w:p>
-            <w:r>
-              <w:rPr>
-                <w:sz w:val="19"/>
-                <w:szCs w:val="19"/>
-              </w:rPr>
-              <w:t xml:space="preserve">macOS / Linux / Windows (Python が動作する環境)</w:t>
+            <w:tcW w:type="dxa" w:w="3855"/>
+            <w:tcBorders>
+              <w:top w:val="single" w:color="B8C0CC" w:sz="4"/>
+              <w:left w:val="single" w:color="B8C0CC" w:sz="4"/>
+              <w:bottom w:val="single" w:color="B8C0CC" w:sz="4"/>
+              <w:right w:val="single" w:color="B8C0CC" w:sz="4"/>
+            </w:tcBorders>
+            <w:tcMar>
+              <w:top w:type="dxa" w:w="50"/>
+              <w:left w:type="dxa" w:w="90"/>
+              <w:bottom w:type="dxa" w:w="50"/>
+              <w:right w:type="dxa" w:w="90"/>
+            </w:tcMar>
+          </w:tcPr>
+          <w:p>
+            <w:r>
+              <w:rPr>
+                <w:sz w:val="19"/>
+                <w:szCs w:val="19"/>
+              </w:rPr>
+              <w:t xml:space="preserve">Windows 10 / 11 (64 ビット)</w:t>
+            </w:r>
+          </w:p>
+        </w:tc>
+        <w:tc>
+          <w:tcPr>
+            <w:tcW w:type="dxa" w:w="3856"/>
+            <w:tcBorders>
+              <w:top w:val="single" w:color="B8C0CC" w:sz="4"/>
+              <w:left w:val="single" w:color="B8C0CC" w:sz="4"/>
+              <w:bottom w:val="single" w:color="B8C0CC" w:sz="4"/>
+              <w:right w:val="single" w:color="B8C0CC" w:sz="4"/>
+            </w:tcBorders>
+            <w:tcMar>
+              <w:top w:type="dxa" w:w="50"/>
+              <w:left w:type="dxa" w:w="90"/>
+              <w:bottom w:type="dxa" w:w="50"/>
+              <w:right w:type="dxa" w:w="90"/>
+            </w:tcMar>
+          </w:tcPr>
+          <w:p>
+            <w:r>
+              <w:rPr>
+                <w:sz w:val="19"/>
+                <w:szCs w:val="19"/>
+              </w:rPr>
+              <w:t xml:space="preserve">macOS 14.4 以降、Apple Silicon (M1 以降)</w:t>
             </w:r>
           </w:p>
         </w:tc>
@@ -1552,53 +1705,108 @@
       <w:tr>
         <w:tc>
           <w:tcPr>
-            <w:tcW w:type="dxa" w:w="2409"/>
-            <w:tcBorders>
-              <w:top w:val="single" w:color="B8C0CC" w:sz="4"/>
-              <w:left w:val="single" w:color="B8C0CC" w:sz="4"/>
-              <w:bottom w:val="single" w:color="B8C0CC" w:sz="4"/>
-              <w:right w:val="single" w:color="B8C0CC" w:sz="4"/>
-            </w:tcBorders>
-            <w:tcMar>
-              <w:top w:type="dxa" w:w="50"/>
-              <w:left w:type="dxa" w:w="90"/>
-              <w:bottom w:type="dxa" w:w="50"/>
-              <w:right w:type="dxa" w:w="90"/>
-            </w:tcMar>
-          </w:tcPr>
-          <w:p>
-            <w:r>
-              <w:rPr>
-                <w:sz w:val="19"/>
-                <w:szCs w:val="19"/>
-              </w:rPr>
-              <w:t xml:space="preserve">Python</w:t>
-            </w:r>
-          </w:p>
-        </w:tc>
-        <w:tc>
-          <w:tcPr>
-            <w:tcW w:type="dxa" w:w="7229"/>
-            <w:tcBorders>
-              <w:top w:val="single" w:color="B8C0CC" w:sz="4"/>
-              <w:left w:val="single" w:color="B8C0CC" w:sz="4"/>
-              <w:bottom w:val="single" w:color="B8C0CC" w:sz="4"/>
-              <w:right w:val="single" w:color="B8C0CC" w:sz="4"/>
-            </w:tcBorders>
-            <w:tcMar>
-              <w:top w:type="dxa" w:w="50"/>
-              <w:left w:type="dxa" w:w="90"/>
-              <w:bottom w:type="dxa" w:w="50"/>
-              <w:right w:type="dxa" w:w="90"/>
-            </w:tcMar>
-          </w:tcPr>
-          <w:p>
-            <w:r>
-              <w:rPr>
-                <w:sz w:val="19"/>
-                <w:szCs w:val="19"/>
-              </w:rPr>
-              <w:t xml:space="preserve">3.9 以上</w:t>
+            <w:tcW w:type="dxa" w:w="1927"/>
+            <w:tcBorders>
+              <w:top w:val="single" w:color="B8C0CC" w:sz="4"/>
+              <w:left w:val="single" w:color="B8C0CC" w:sz="4"/>
+              <w:bottom w:val="single" w:color="B8C0CC" w:sz="4"/>
+              <w:right w:val="single" w:color="B8C0CC" w:sz="4"/>
+            </w:tcBorders>
+            <w:tcMar>
+              <w:top w:type="dxa" w:w="50"/>
+              <w:left w:type="dxa" w:w="90"/>
+              <w:bottom w:type="dxa" w:w="50"/>
+              <w:right w:type="dxa" w:w="90"/>
+            </w:tcMar>
+          </w:tcPr>
+          <w:p>
+            <w:r>
+              <w:rPr>
+                <w:sz w:val="19"/>
+                <w:szCs w:val="19"/>
+              </w:rPr>
+              <w:t xml:space="preserve">配布ファイル</w:t>
+            </w:r>
+          </w:p>
+        </w:tc>
+        <w:tc>
+          <w:tcPr>
+            <w:tcW w:type="dxa" w:w="3855"/>
+            <w:tcBorders>
+              <w:top w:val="single" w:color="B8C0CC" w:sz="4"/>
+              <w:left w:val="single" w:color="B8C0CC" w:sz="4"/>
+              <w:bottom w:val="single" w:color="B8C0CC" w:sz="4"/>
+              <w:right w:val="single" w:color="B8C0CC" w:sz="4"/>
+            </w:tcBorders>
+            <w:tcMar>
+              <w:top w:type="dxa" w:w="50"/>
+              <w:left w:type="dxa" w:w="90"/>
+              <w:bottom w:type="dxa" w:w="50"/>
+              <w:right w:type="dxa" w:w="90"/>
+            </w:tcMar>
+          </w:tcPr>
+          <w:p>
+            <w:r>
+              <w:rPr>
+                <w:rFonts w:ascii="Consolas" w:cs="Consolas" w:eastAsia="Yu Gothic" w:hAnsi="Consolas"/>
+                <w:color w:val="7A2E00"/>
+                <w:sz w:val="19"/>
+                <w:szCs w:val="19"/>
+              </w:rPr>
+              <w:t xml:space="preserve">METEORAD-&lt;ver&gt;-Windows-x64-Setup.exe</w:t>
+            </w:r>
+          </w:p>
+          <w:p>
+            <w:r>
+              <w:rPr>
+                <w:sz w:val="19"/>
+                <w:szCs w:val="19"/>
+              </w:rPr>
+              <w:t xml:space="preserve">(ポータブル版: </w:t>
+            </w:r>
+            <w:r>
+              <w:rPr>
+                <w:rFonts w:ascii="Consolas" w:cs="Consolas" w:eastAsia="Yu Gothic" w:hAnsi="Consolas"/>
+                <w:color w:val="7A2E00"/>
+                <w:sz w:val="19"/>
+                <w:szCs w:val="19"/>
+              </w:rPr>
+              <w:t xml:space="preserve">METEORAD-&lt;ver&gt;-Windows-x64.zip</w:t>
+            </w:r>
+            <w:r>
+              <w:rPr>
+                <w:sz w:val="19"/>
+                <w:szCs w:val="19"/>
+              </w:rPr>
+              <w:t xml:space="preserve">)</w:t>
+            </w:r>
+          </w:p>
+        </w:tc>
+        <w:tc>
+          <w:tcPr>
+            <w:tcW w:type="dxa" w:w="3856"/>
+            <w:tcBorders>
+              <w:top w:val="single" w:color="B8C0CC" w:sz="4"/>
+              <w:left w:val="single" w:color="B8C0CC" w:sz="4"/>
+              <w:bottom w:val="single" w:color="B8C0CC" w:sz="4"/>
+              <w:right w:val="single" w:color="B8C0CC" w:sz="4"/>
+            </w:tcBorders>
+            <w:tcMar>
+              <w:top w:type="dxa" w:w="50"/>
+              <w:left w:type="dxa" w:w="90"/>
+              <w:bottom w:type="dxa" w:w="50"/>
+              <w:right w:type="dxa" w:w="90"/>
+            </w:tcMar>
+          </w:tcPr>
+          <w:p>
+            <w:r>
+              <w:rPr>
+                <w:rFonts w:ascii="Consolas" w:cs="Consolas" w:eastAsia="Yu Gothic" w:hAnsi="Consolas"/>
+                <w:color w:val="7A2E00"/>
+                <w:sz w:val="19"/>
+                <w:szCs w:val="19"/>
+              </w:rPr>
+              <w:t xml:space="preserve">METEORAD-&lt;ver&gt;-macOS-arm64.dmg</w:t>
             </w:r>
           </w:p>
         </w:tc>
@@ -1606,53 +1814,79 @@
       <w:tr>
         <w:tc>
           <w:tcPr>
-            <w:tcW w:type="dxa" w:w="2409"/>
-            <w:tcBorders>
-              <w:top w:val="single" w:color="B8C0CC" w:sz="4"/>
-              <w:left w:val="single" w:color="B8C0CC" w:sz="4"/>
-              <w:bottom w:val="single" w:color="B8C0CC" w:sz="4"/>
-              <w:right w:val="single" w:color="B8C0CC" w:sz="4"/>
-            </w:tcBorders>
-            <w:tcMar>
-              <w:top w:type="dxa" w:w="50"/>
-              <w:left w:type="dxa" w:w="90"/>
-              <w:bottom w:type="dxa" w:w="50"/>
-              <w:right w:type="dxa" w:w="90"/>
-            </w:tcMar>
-          </w:tcPr>
-          <w:p>
-            <w:r>
-              <w:rPr>
-                <w:sz w:val="19"/>
-                <w:szCs w:val="19"/>
-              </w:rPr>
-              <w:t xml:space="preserve">計算コア</w:t>
-            </w:r>
-          </w:p>
-        </w:tc>
-        <w:tc>
-          <w:tcPr>
-            <w:tcW w:type="dxa" w:w="7229"/>
-            <w:tcBorders>
-              <w:top w:val="single" w:color="B8C0CC" w:sz="4"/>
-              <w:left w:val="single" w:color="B8C0CC" w:sz="4"/>
-              <w:bottom w:val="single" w:color="B8C0CC" w:sz="4"/>
-              <w:right w:val="single" w:color="B8C0CC" w:sz="4"/>
-            </w:tcBorders>
-            <w:tcMar>
-              <w:top w:type="dxa" w:w="50"/>
-              <w:left w:type="dxa" w:w="90"/>
-              <w:bottom w:type="dxa" w:w="50"/>
-              <w:right w:type="dxa" w:w="90"/>
-            </w:tcMar>
-          </w:tcPr>
-          <w:p>
-            <w:r>
-              <w:rPr>
-                <w:sz w:val="19"/>
-                <w:szCs w:val="19"/>
-              </w:rPr>
-              <w:t xml:space="preserve">numpy</w:t>
+            <w:tcW w:type="dxa" w:w="1927"/>
+            <w:tcBorders>
+              <w:top w:val="single" w:color="B8C0CC" w:sz="4"/>
+              <w:left w:val="single" w:color="B8C0CC" w:sz="4"/>
+              <w:bottom w:val="single" w:color="B8C0CC" w:sz="4"/>
+              <w:right w:val="single" w:color="B8C0CC" w:sz="4"/>
+            </w:tcBorders>
+            <w:tcMar>
+              <w:top w:type="dxa" w:w="50"/>
+              <w:left w:type="dxa" w:w="90"/>
+              <w:bottom w:type="dxa" w:w="50"/>
+              <w:right w:type="dxa" w:w="90"/>
+            </w:tcMar>
+          </w:tcPr>
+          <w:p>
+            <w:r>
+              <w:rPr>
+                <w:sz w:val="19"/>
+                <w:szCs w:val="19"/>
+              </w:rPr>
+              <w:t xml:space="preserve">ディスク容量</w:t>
+            </w:r>
+          </w:p>
+        </w:tc>
+        <w:tc>
+          <w:tcPr>
+            <w:tcW w:type="dxa" w:w="3855"/>
+            <w:tcBorders>
+              <w:top w:val="single" w:color="B8C0CC" w:sz="4"/>
+              <w:left w:val="single" w:color="B8C0CC" w:sz="4"/>
+              <w:bottom w:val="single" w:color="B8C0CC" w:sz="4"/>
+              <w:right w:val="single" w:color="B8C0CC" w:sz="4"/>
+            </w:tcBorders>
+            <w:tcMar>
+              <w:top w:type="dxa" w:w="50"/>
+              <w:left w:type="dxa" w:w="90"/>
+              <w:bottom w:type="dxa" w:w="50"/>
+              <w:right w:type="dxa" w:w="90"/>
+            </w:tcMar>
+          </w:tcPr>
+          <w:p>
+            <w:r>
+              <w:rPr>
+                <w:sz w:val="19"/>
+                <w:szCs w:val="19"/>
+              </w:rPr>
+              <w:t xml:space="preserve">約 200 MB</w:t>
+            </w:r>
+          </w:p>
+        </w:tc>
+        <w:tc>
+          <w:tcPr>
+            <w:tcW w:type="dxa" w:w="3856"/>
+            <w:tcBorders>
+              <w:top w:val="single" w:color="B8C0CC" w:sz="4"/>
+              <w:left w:val="single" w:color="B8C0CC" w:sz="4"/>
+              <w:bottom w:val="single" w:color="B8C0CC" w:sz="4"/>
+              <w:right w:val="single" w:color="B8C0CC" w:sz="4"/>
+            </w:tcBorders>
+            <w:tcMar>
+              <w:top w:type="dxa" w:w="50"/>
+              <w:left w:type="dxa" w:w="90"/>
+              <w:bottom w:type="dxa" w:w="50"/>
+              <w:right w:type="dxa" w:w="90"/>
+            </w:tcMar>
+          </w:tcPr>
+          <w:p>
+            <w:r>
+              <w:rPr>
+                <w:sz w:val="19"/>
+                <w:szCs w:val="19"/>
+              </w:rPr>
+              <w:t xml:space="preserve">約 150 MB</w:t>
             </w:r>
           </w:p>
         </w:tc>
@@ -1660,53 +1894,79 @@
       <w:tr>
         <w:tc>
           <w:tcPr>
-            <w:tcW w:type="dxa" w:w="2409"/>
-            <w:tcBorders>
-              <w:top w:val="single" w:color="B8C0CC" w:sz="4"/>
-              <w:left w:val="single" w:color="B8C0CC" w:sz="4"/>
-              <w:bottom w:val="single" w:color="B8C0CC" w:sz="4"/>
-              <w:right w:val="single" w:color="B8C0CC" w:sz="4"/>
-            </w:tcBorders>
-            <w:tcMar>
-              <w:top w:type="dxa" w:w="50"/>
-              <w:left w:type="dxa" w:w="90"/>
-              <w:bottom w:type="dxa" w:w="50"/>
-              <w:right w:type="dxa" w:w="90"/>
-            </w:tcMar>
-          </w:tcPr>
-          <w:p>
-            <w:r>
-              <w:rPr>
-                <w:sz w:val="19"/>
-                <w:szCs w:val="19"/>
-              </w:rPr>
-              <w:t xml:space="preserve">GUI</w:t>
-            </w:r>
-          </w:p>
-        </w:tc>
-        <w:tc>
-          <w:tcPr>
-            <w:tcW w:type="dxa" w:w="7229"/>
-            <w:tcBorders>
-              <w:top w:val="single" w:color="B8C0CC" w:sz="4"/>
-              <w:left w:val="single" w:color="B8C0CC" w:sz="4"/>
-              <w:bottom w:val="single" w:color="B8C0CC" w:sz="4"/>
-              <w:right w:val="single" w:color="B8C0CC" w:sz="4"/>
-            </w:tcBorders>
-            <w:tcMar>
-              <w:top w:type="dxa" w:w="50"/>
-              <w:left w:type="dxa" w:w="90"/>
-              <w:bottom w:type="dxa" w:w="50"/>
-              <w:right w:type="dxa" w:w="90"/>
-            </w:tcMar>
-          </w:tcPr>
-          <w:p>
-            <w:r>
-              <w:rPr>
-                <w:sz w:val="19"/>
-                <w:szCs w:val="19"/>
-              </w:rPr>
-              <w:t xml:space="preserve">matplotlib, PySide6 (Qt 6)</w:t>
+            <w:tcW w:type="dxa" w:w="1927"/>
+            <w:tcBorders>
+              <w:top w:val="single" w:color="B8C0CC" w:sz="4"/>
+              <w:left w:val="single" w:color="B8C0CC" w:sz="4"/>
+              <w:bottom w:val="single" w:color="B8C0CC" w:sz="4"/>
+              <w:right w:val="single" w:color="B8C0CC" w:sz="4"/>
+            </w:tcBorders>
+            <w:tcMar>
+              <w:top w:type="dxa" w:w="50"/>
+              <w:left w:type="dxa" w:w="90"/>
+              <w:bottom w:type="dxa" w:w="50"/>
+              <w:right w:type="dxa" w:w="90"/>
+            </w:tcMar>
+          </w:tcPr>
+          <w:p>
+            <w:r>
+              <w:rPr>
+                <w:sz w:val="19"/>
+                <w:szCs w:val="19"/>
+              </w:rPr>
+              <w:t xml:space="preserve">コード署名</w:t>
+            </w:r>
+          </w:p>
+        </w:tc>
+        <w:tc>
+          <w:tcPr>
+            <w:tcW w:type="dxa" w:w="3855"/>
+            <w:tcBorders>
+              <w:top w:val="single" w:color="B8C0CC" w:sz="4"/>
+              <w:left w:val="single" w:color="B8C0CC" w:sz="4"/>
+              <w:bottom w:val="single" w:color="B8C0CC" w:sz="4"/>
+              <w:right w:val="single" w:color="B8C0CC" w:sz="4"/>
+            </w:tcBorders>
+            <w:tcMar>
+              <w:top w:type="dxa" w:w="50"/>
+              <w:left w:type="dxa" w:w="90"/>
+              <w:bottom w:type="dxa" w:w="50"/>
+              <w:right w:type="dxa" w:w="90"/>
+            </w:tcMar>
+          </w:tcPr>
+          <w:p>
+            <w:r>
+              <w:rPr>
+                <w:sz w:val="19"/>
+                <w:szCs w:val="19"/>
+              </w:rPr>
+              <w:t xml:space="preserve">なし (初回に SmartScreen の警告)</w:t>
+            </w:r>
+          </w:p>
+        </w:tc>
+        <w:tc>
+          <w:tcPr>
+            <w:tcW w:type="dxa" w:w="3856"/>
+            <w:tcBorders>
+              <w:top w:val="single" w:color="B8C0CC" w:sz="4"/>
+              <w:left w:val="single" w:color="B8C0CC" w:sz="4"/>
+              <w:bottom w:val="single" w:color="B8C0CC" w:sz="4"/>
+              <w:right w:val="single" w:color="B8C0CC" w:sz="4"/>
+            </w:tcBorders>
+            <w:tcMar>
+              <w:top w:type="dxa" w:w="50"/>
+              <w:left w:type="dxa" w:w="90"/>
+              <w:bottom w:type="dxa" w:w="50"/>
+              <w:right w:type="dxa" w:w="90"/>
+            </w:tcMar>
+          </w:tcPr>
+          <w:p>
+            <w:r>
+              <w:rPr>
+                <w:sz w:val="19"/>
+                <w:szCs w:val="19"/>
+              </w:rPr>
+              <w:t xml:space="preserve">なし (初回に Gatekeeper の確認)</w:t>
             </w:r>
           </w:p>
         </w:tc>
@@ -1719,160 +1979,138 @@
     </w:p>
     <w:p>
       <w:pPr>
-        <w:shd w:fill="F2F4F7" w:color="auto" w:val="clear"/>
-        <w:spacing w:after="160" w:before="80" w:line="260"/>
-        <w:ind w:left="120" w:right="120"/>
+        <w:pStyle w:val="Heading2"/>
+      </w:pPr>
+      <w:bookmarkStart w:name="_Toc7" w:id="7"/>
+      <w:r>
+        <w:t xml:space="preserve">2.1 Windows</w:t>
+      </w:r>
+      <w:bookmarkEnd w:id="7"/>
+    </w:p>
+    <w:p>
+      <w:pPr>
+        <w:pStyle w:val="ListParagraph"/>
+        <w:numPr>
+          <w:ilvl w:val="0"/>
+          <w:numId w:val="4"/>
+        </w:numPr>
+        <w:spacing w:after="60"/>
       </w:pPr>
       <w:r>
         <w:rPr>
           <w:rFonts w:ascii="Consolas" w:cs="Consolas" w:eastAsia="Yu Gothic" w:hAnsi="Consolas"/>
-          <w:sz w:val="18"/>
-          <w:szCs w:val="18"/>
-        </w:rPr>
-        <w:t xml:space="preserve">pip install numpy matplotlib PySide6</w:t>
-      </w:r>
-    </w:p>
-    <w:p>
-      <w:pPr>
-        <w:spacing w:after="120"/>
-      </w:pPr>
-      <w:r>
-        <w:t xml:space="preserve">ディレクトリ構成は次のとおりです。起動時に 2 つのデータベースディレクトリが走査されます。</w:t>
-      </w:r>
-    </w:p>
-    <w:p>
-      <w:pPr>
-        <w:shd w:fill="F2F4F7" w:color="auto" w:val="clear"/>
-        <w:spacing w:after="0" w:before="80" w:line="260"/>
-        <w:ind w:left="120" w:right="120"/>
-      </w:pPr>
+          <w:color w:val="7A2E00"/>
+          <w:sz w:val="19"/>
+          <w:szCs w:val="19"/>
+        </w:rPr>
+        <w:t xml:space="preserve">METEORAD-&lt;ver&gt;-Windows-x64-Setup.exe</w:t>
+      </w:r>
+      <w:r>
+        <w:t xml:space="preserve"> をダブルクリックします。</w:t>
+      </w:r>
+    </w:p>
+    <w:p>
+      <w:pPr>
+        <w:pStyle w:val="ListParagraph"/>
+        <w:numPr>
+          <w:ilvl w:val="0"/>
+          <w:numId w:val="4"/>
+        </w:numPr>
+        <w:spacing w:after="60"/>
+      </w:pPr>
+      <w:r>
+        <w:t xml:space="preserve">「Windows によって PC が保護されました」と表示された場合は、</w:t>
+      </w:r>
+      <w:r>
+        <w:rPr>
+          <w:b/>
+          <w:bCs/>
+        </w:rPr>
+        <w:t xml:space="preserve">詳細情報</w:t>
+      </w:r>
+      <w:r>
+        <w:t xml:space="preserve"> → </w:t>
+      </w:r>
+      <w:r>
+        <w:rPr>
+          <w:b/>
+          <w:bCs/>
+        </w:rPr>
+        <w:t xml:space="preserve">実行</w:t>
+      </w:r>
+      <w:r>
+        <w:t xml:space="preserve"> を選びます (署名なしのため)。</w:t>
+      </w:r>
+    </w:p>
+    <w:p>
+      <w:pPr>
+        <w:pStyle w:val="ListParagraph"/>
+        <w:numPr>
+          <w:ilvl w:val="0"/>
+          <w:numId w:val="4"/>
+        </w:numPr>
+        <w:spacing w:after="60"/>
+      </w:pPr>
+      <w:r>
+        <w:t xml:space="preserve">インストールモード (自分のみ／すべてのユーザー) を選びます。すべてのユーザーを選ぶと管理者権限が必要です。</w:t>
+      </w:r>
+    </w:p>
+    <w:p>
+      <w:pPr>
+        <w:pStyle w:val="ListParagraph"/>
+        <w:numPr>
+          <w:ilvl w:val="0"/>
+          <w:numId w:val="4"/>
+        </w:numPr>
+        <w:spacing w:after="60"/>
+      </w:pPr>
+      <w:r>
+        <w:t xml:space="preserve">利用条件を確認して同意し、インストール先 (既定: </w:t>
+      </w:r>
       <w:r>
         <w:rPr>
           <w:rFonts w:ascii="Consolas" w:cs="Consolas" w:eastAsia="Yu Gothic" w:hAnsi="Consolas"/>
-          <w:sz w:val="18"/>
-          <w:szCs w:val="18"/>
-        </w:rPr>
-        <w:t xml:space="preserve">SPRADIAN/</w:t>
-      </w:r>
-    </w:p>
-    <w:p>
-      <w:pPr>
-        <w:shd w:fill="F2F4F7" w:color="auto" w:val="clear"/>
-        <w:spacing w:after="0" w:before="0" w:line="260"/>
-        <w:ind w:left="120" w:right="120"/>
-      </w:pPr>
-      <w:r>
-        <w:rPr>
-          <w:rFonts w:ascii="Consolas" w:cs="Consolas" w:eastAsia="Yu Gothic" w:hAnsi="Consolas"/>
-          <w:sz w:val="18"/>
-          <w:szCs w:val="18"/>
-        </w:rPr>
-        <w:t xml:space="preserve">├── SPRADIAN-1.8/DATAPAC/database/   # 原典の空気・燃焼系 .dat (23 種)</w:t>
-      </w:r>
-    </w:p>
-    <w:p>
-      <w:pPr>
-        <w:shd w:fill="F2F4F7" w:color="auto" w:val="clear"/>
-        <w:spacing w:after="0" w:before="0" w:line="260"/>
-        <w:ind w:left="120" w:right="120"/>
-      </w:pPr>
-      <w:r>
-        <w:rPr>
-          <w:rFonts w:ascii="Consolas" w:cs="Consolas" w:eastAsia="Yu Gothic" w:hAnsi="Consolas"/>
-          <w:sz w:val="18"/>
-          <w:szCs w:val="18"/>
-        </w:rPr>
-        <w:t xml:space="preserve">└── meteorad_py/</w:t>
-      </w:r>
-    </w:p>
-    <w:p>
-      <w:pPr>
-        <w:shd w:fill="F2F4F7" w:color="auto" w:val="clear"/>
-        <w:spacing w:after="0" w:before="0" w:line="260"/>
-        <w:ind w:left="120" w:right="120"/>
-      </w:pPr>
-      <w:r>
-        <w:rPr>
-          <w:rFonts w:ascii="Consolas" w:cs="Consolas" w:eastAsia="Yu Gothic" w:hAnsi="Consolas"/>
-          <w:sz w:val="18"/>
-          <w:szCs w:val="18"/>
-        </w:rPr>
-        <w:t xml:space="preserve">    ├── meteorad/                    # 計算コア (RADIPAC の移植)</w:t>
-      </w:r>
-    </w:p>
-    <w:p>
-      <w:pPr>
-        <w:shd w:fill="F2F4F7" w:color="auto" w:val="clear"/>
-        <w:spacing w:after="0" w:before="0" w:line="260"/>
-        <w:ind w:left="120" w:right="120"/>
-      </w:pPr>
-      <w:r>
-        <w:rPr>
-          <w:rFonts w:ascii="Consolas" w:cs="Consolas" w:eastAsia="Yu Gothic" w:hAnsi="Consolas"/>
-          <w:sz w:val="18"/>
-          <w:szCs w:val="18"/>
-        </w:rPr>
-        <w:t xml:space="preserve">    ├── meteorad_gui/                # PySide6 GUI</w:t>
-      </w:r>
-    </w:p>
-    <w:p>
-      <w:pPr>
-        <w:shd w:fill="F2F4F7" w:color="auto" w:val="clear"/>
-        <w:spacing w:after="0" w:before="0" w:line="260"/>
-        <w:ind w:left="120" w:right="120"/>
-      </w:pPr>
-      <w:r>
-        <w:rPr>
-          <w:rFonts w:ascii="Consolas" w:cs="Consolas" w:eastAsia="Yu Gothic" w:hAnsi="Consolas"/>
-          <w:sz w:val="18"/>
-          <w:szCs w:val="18"/>
-        </w:rPr>
-        <w:t xml:space="preserve">    ├── database_debris/             # デブリ・金属種 .dat (20 種) / VALD 取込み先</w:t>
-      </w:r>
-    </w:p>
-    <w:p>
-      <w:pPr>
-        <w:shd w:fill="F2F4F7" w:color="auto" w:val="clear"/>
-        <w:spacing w:after="0" w:before="0" w:line="260"/>
-        <w:ind w:left="120" w:right="120"/>
-      </w:pPr>
-      <w:r>
-        <w:rPr>
-          <w:rFonts w:ascii="Consolas" w:cs="Consolas" w:eastAsia="Yu Gothic" w:hAnsi="Consolas"/>
-          <w:sz w:val="18"/>
-          <w:szCs w:val="18"/>
-        </w:rPr>
-        <w:t xml:space="preserve">    ├── tools/                       # .dat 生成スクリプト・テスト</w:t>
-      </w:r>
-    </w:p>
-    <w:p>
-      <w:pPr>
-        <w:shd w:fill="F2F4F7" w:color="auto" w:val="clear"/>
-        <w:spacing w:after="0" w:before="0" w:line="260"/>
-        <w:ind w:left="120" w:right="120"/>
-      </w:pPr>
-      <w:r>
-        <w:rPr>
-          <w:rFonts w:ascii="Consolas" w:cs="Consolas" w:eastAsia="Yu Gothic" w:hAnsi="Consolas"/>
-          <w:sz w:val="18"/>
-          <w:szCs w:val="18"/>
-        </w:rPr>
-        <w:t xml:space="preserve">    ├── notes/                       # 移植ノート・データ出典・検証記録</w:t>
-      </w:r>
-    </w:p>
-    <w:p>
-      <w:pPr>
-        <w:shd w:fill="F2F4F7" w:color="auto" w:val="clear"/>
-        <w:spacing w:after="160" w:before="0" w:line="260"/>
-        <w:ind w:left="120" w:right="120"/>
-      </w:pPr>
-      <w:r>
-        <w:rPr>
-          <w:rFonts w:ascii="Consolas" w:cs="Consolas" w:eastAsia="Yu Gothic" w:hAnsi="Consolas"/>
-          <w:sz w:val="18"/>
-          <w:szCs w:val="18"/>
-        </w:rPr>
-        <w:t xml:space="preserve">    └── run_gui.py                   # GUI 起動スクリプト</w:t>
+          <w:color w:val="7A2E00"/>
+          <w:sz w:val="19"/>
+          <w:szCs w:val="19"/>
+        </w:rPr>
+        <w:t xml:space="preserve">C:\Program Files\METEORAD</w:t>
+      </w:r>
+      <w:r>
+        <w:t xml:space="preserve">) とデスクトップアイコンの有無を選んで </w:t>
+      </w:r>
+      <w:r>
+        <w:rPr>
+          <w:b/>
+          <w:bCs/>
+        </w:rPr>
+        <w:t xml:space="preserve">インストール</w:t>
+      </w:r>
+      <w:r>
+        <w:t xml:space="preserve"> を押します。</w:t>
+      </w:r>
+    </w:p>
+    <w:p>
+      <w:pPr>
+        <w:pStyle w:val="ListParagraph"/>
+        <w:numPr>
+          <w:ilvl w:val="0"/>
+          <w:numId w:val="4"/>
+        </w:numPr>
+        <w:spacing w:after="60"/>
+      </w:pPr>
+      <w:r>
+        <w:t xml:space="preserve">完了画面で「METEORAD を実行する」にチェックを入れたまま </w:t>
+      </w:r>
+      <w:r>
+        <w:rPr>
+          <w:b/>
+          <w:bCs/>
+        </w:rPr>
+        <w:t xml:space="preserve">完了</w:t>
+      </w:r>
+      <w:r>
+        <w:t xml:space="preserve"> を押すと起動します。</w:t>
       </w:r>
     </w:p>
     <w:p>
@@ -1885,17 +2123,40 @@
         <w:ind w:left="120"/>
       </w:pPr>
       <w:r>
+        <w:t xml:space="preserve">ポータブル版 (zip) を使う場合は、任意のフォルダに展開して </w:t>
+      </w:r>
+      <w:r>
         <w:rPr>
           <w:rFonts w:ascii="Consolas" w:cs="Consolas" w:eastAsia="Yu Gothic" w:hAnsi="Consolas"/>
           <w:color w:val="7A2E00"/>
           <w:sz w:val="19"/>
           <w:szCs w:val="19"/>
         </w:rPr>
-        <w:t xml:space="preserve">SPR-*</w:t>
-      </w:r>
-      <w:r>
-        <w:t xml:space="preserve"> で始まる作業ファイルと </w:t>
-      </w:r>
+        <w:t xml:space="preserve">METEORAD\METEORAD.exe</w:t>
+      </w:r>
+      <w:r>
+        <w:t xml:space="preserve"> を実行します。インストールは不要です。</w:t>
+      </w:r>
+    </w:p>
+    <w:p>
+      <w:pPr>
+        <w:pStyle w:val="Heading2"/>
+      </w:pPr>
+      <w:bookmarkStart w:name="_Toc8" w:id="8"/>
+      <w:r>
+        <w:t xml:space="preserve">2.2 macOS</w:t>
+      </w:r>
+      <w:bookmarkEnd w:id="8"/>
+    </w:p>
+    <w:p>
+      <w:pPr>
+        <w:pStyle w:val="ListParagraph"/>
+        <w:numPr>
+          <w:ilvl w:val="0"/>
+          <w:numId w:val="5"/>
+        </w:numPr>
+        <w:spacing w:after="60"/>
+      </w:pPr>
       <w:r>
         <w:rPr>
           <w:rFonts w:ascii="Consolas" w:cs="Consolas" w:eastAsia="Yu Gothic" w:hAnsi="Consolas"/>
@@ -1903,10 +2164,573 @@
           <w:sz w:val="19"/>
           <w:szCs w:val="19"/>
         </w:rPr>
-        <w:t xml:space="preserve">*.org</w:t>
-      </w:r>
-      <w:r>
-        <w:t xml:space="preserve"> / </w:t>
+        <w:t xml:space="preserve">METEORAD-&lt;ver&gt;-macOS-arm64.dmg</w:t>
+      </w:r>
+      <w:r>
+        <w:t xml:space="preserve"> をダブルクリックして開きます。</w:t>
+      </w:r>
+    </w:p>
+    <w:p>
+      <w:pPr>
+        <w:pStyle w:val="ListParagraph"/>
+        <w:numPr>
+          <w:ilvl w:val="0"/>
+          <w:numId w:val="5"/>
+        </w:numPr>
+        <w:spacing w:after="60"/>
+      </w:pPr>
+      <w:r>
+        <w:rPr>
+          <w:b/>
+          <w:bCs/>
+        </w:rPr>
+        <w:t xml:space="preserve">METEORAD.app</w:t>
+      </w:r>
+      <w:r>
+        <w:t xml:space="preserve"> を同じウィンドウ内の </w:t>
+      </w:r>
+      <w:r>
+        <w:rPr>
+          <w:b/>
+          <w:bCs/>
+        </w:rPr>
+        <w:t xml:space="preserve">Applications</w:t>
+      </w:r>
+      <w:r>
+        <w:t xml:space="preserve"> フォルダへドラッグします。</w:t>
+      </w:r>
+    </w:p>
+    <w:p>
+      <w:pPr>
+        <w:pStyle w:val="ListParagraph"/>
+        <w:numPr>
+          <w:ilvl w:val="0"/>
+          <w:numId w:val="5"/>
+        </w:numPr>
+        <w:spacing w:after="60"/>
+      </w:pPr>
+      <w:r>
+        <w:t xml:space="preserve">アプリケーションフォルダ (または Launchpad) から METEORAD を開きます。初回は「開発元を検証できない」旨のダイアログが表示されるので </w:t>
+      </w:r>
+      <w:r>
+        <w:rPr>
+          <w:b/>
+          <w:bCs/>
+        </w:rPr>
+        <w:t xml:space="preserve">完了</w:t>
+      </w:r>
+      <w:r>
+        <w:t xml:space="preserve"> (または </w:t>
+      </w:r>
+      <w:r>
+        <w:rPr>
+          <w:b/>
+          <w:bCs/>
+        </w:rPr>
+        <w:t xml:space="preserve">OK</w:t>
+      </w:r>
+      <w:r>
+        <w:t xml:space="preserve">) で閉じます。</w:t>
+      </w:r>
+    </w:p>
+    <w:p>
+      <w:pPr>
+        <w:pStyle w:val="ListParagraph"/>
+        <w:numPr>
+          <w:ilvl w:val="0"/>
+          <w:numId w:val="5"/>
+        </w:numPr>
+        <w:spacing w:after="60"/>
+      </w:pPr>
+      <w:r>
+        <w:rPr>
+          <w:b/>
+          <w:bCs/>
+        </w:rPr>
+        <w:t xml:space="preserve">システム設定</w:t>
+      </w:r>
+      <w:r>
+        <w:t xml:space="preserve"> → </w:t>
+      </w:r>
+      <w:r>
+        <w:rPr>
+          <w:b/>
+          <w:bCs/>
+        </w:rPr>
+        <w:t xml:space="preserve">プライバシーとセキュリティ</w:t>
+      </w:r>
+      <w:r>
+        <w:t xml:space="preserve"> を開き、下部の「“METEORAD”は…ブロックされました」の横にある </w:t>
+      </w:r>
+      <w:r>
+        <w:rPr>
+          <w:b/>
+          <w:bCs/>
+        </w:rPr>
+        <w:t xml:space="preserve">このまま開く</w:t>
+      </w:r>
+      <w:r>
+        <w:t xml:space="preserve"> を押して、表示される確認で再度 </w:t>
+      </w:r>
+      <w:r>
+        <w:rPr>
+          <w:b/>
+          <w:bCs/>
+        </w:rPr>
+        <w:t xml:space="preserve">開く</w:t>
+      </w:r>
+      <w:r>
+        <w:t xml:space="preserve"> を選びます (2 回目以降は不要)。</w:t>
+      </w:r>
+    </w:p>
+    <w:p>
+      <w:pPr>
+        <w:pStyle w:val="ListParagraph"/>
+        <w:numPr>
+          <w:ilvl w:val="0"/>
+          <w:numId w:val="5"/>
+        </w:numPr>
+        <w:spacing w:after="60"/>
+      </w:pPr>
+      <w:r>
+        <w:t xml:space="preserve">dmg は Finder のサイドバーで取り出してかまいません。</w:t>
+      </w:r>
+    </w:p>
+    <w:p>
+      <w:pPr>
+        <w:pStyle w:val="Heading2"/>
+      </w:pPr>
+      <w:bookmarkStart w:name="_Toc9" w:id="9"/>
+      <w:r>
+        <w:t xml:space="preserve">2.3 データベースの保存場所</w:t>
+      </w:r>
+      <w:bookmarkEnd w:id="9"/>
+    </w:p>
+    <w:p>
+      <w:pPr>
+        <w:spacing w:after="120"/>
+      </w:pPr>
+      <w:r>
+        <w:t xml:space="preserve">起動時に次の 2 つのデータベースが走査され、化学種パネルに表示されます。</w:t>
+      </w:r>
+    </w:p>
+    <w:p>
+      <w:pPr>
+        <w:keepNext/>
+        <w:spacing w:after="60" w:before="120"/>
+      </w:pPr>
+      <w:r>
+        <w:rPr>
+          <w:b/>
+          <w:bCs/>
+          <w:sz w:val="19"/>
+          <w:szCs w:val="19"/>
+        </w:rPr>
+        <w:t xml:space="preserve">表 2. </w:t>
+      </w:r>
+      <w:r>
+        <w:rPr>
+          <w:sz w:val="19"/>
+          <w:szCs w:val="19"/>
+        </w:rPr>
+        <w:t xml:space="preserve">データベースの場所</w:t>
+      </w:r>
+    </w:p>
+    <w:tbl>
+      <w:tblPr>
+        <w:tblW w:type="dxa" w:w="9638"/>
+        <w:tblBorders>
+          <w:top w:val="single" w:color="auto" w:sz="4"/>
+          <w:left w:val="single" w:color="auto" w:sz="4"/>
+          <w:bottom w:val="single" w:color="auto" w:sz="4"/>
+          <w:right w:val="single" w:color="auto" w:sz="4"/>
+          <w:insideH w:val="single" w:color="auto" w:sz="4"/>
+          <w:insideV w:val="single" w:color="auto" w:sz="4"/>
+        </w:tblBorders>
+      </w:tblPr>
+      <w:tblGrid>
+        <w:gridCol w:w="1927"/>
+        <w:gridCol w:w="4337"/>
+        <w:gridCol w:w="3374"/>
+      </w:tblGrid>
+      <w:tr>
+        <w:trPr>
+          <w:tblHeader/>
+        </w:trPr>
+        <w:tc>
+          <w:tcPr>
+            <w:tcW w:type="dxa" w:w="1927"/>
+            <w:tcBorders>
+              <w:top w:val="single" w:color="B8C0CC" w:sz="4"/>
+              <w:left w:val="single" w:color="B8C0CC" w:sz="4"/>
+              <w:bottom w:val="single" w:color="B8C0CC" w:sz="4"/>
+              <w:right w:val="single" w:color="B8C0CC" w:sz="4"/>
+            </w:tcBorders>
+            <w:shd w:fill="1F3A5F" w:color="auto" w:val="clear"/>
+            <w:tcMar>
+              <w:top w:type="dxa" w:w="50"/>
+              <w:left w:type="dxa" w:w="90"/>
+              <w:bottom w:type="dxa" w:w="50"/>
+              <w:right w:type="dxa" w:w="90"/>
+            </w:tcMar>
+          </w:tcPr>
+          <w:p>
+            <w:r>
+              <w:rPr>
+                <w:b/>
+                <w:bCs/>
+                <w:color w:val="FFFFFF"/>
+                <w:sz w:val="19"/>
+                <w:szCs w:val="19"/>
+              </w:rPr>
+              <w:t xml:space="preserve">グループ</w:t>
+            </w:r>
+          </w:p>
+        </w:tc>
+        <w:tc>
+          <w:tcPr>
+            <w:tcW w:type="dxa" w:w="4337"/>
+            <w:tcBorders>
+              <w:top w:val="single" w:color="B8C0CC" w:sz="4"/>
+              <w:left w:val="single" w:color="B8C0CC" w:sz="4"/>
+              <w:bottom w:val="single" w:color="B8C0CC" w:sz="4"/>
+              <w:right w:val="single" w:color="B8C0CC" w:sz="4"/>
+            </w:tcBorders>
+            <w:shd w:fill="1F3A5F" w:color="auto" w:val="clear"/>
+            <w:tcMar>
+              <w:top w:type="dxa" w:w="50"/>
+              <w:left w:type="dxa" w:w="90"/>
+              <w:bottom w:type="dxa" w:w="50"/>
+              <w:right w:type="dxa" w:w="90"/>
+            </w:tcMar>
+          </w:tcPr>
+          <w:p>
+            <w:r>
+              <w:rPr>
+                <w:b/>
+                <w:bCs/>
+                <w:color w:val="FFFFFF"/>
+                <w:sz w:val="19"/>
+                <w:szCs w:val="19"/>
+              </w:rPr>
+              <w:t xml:space="preserve">場所</w:t>
+            </w:r>
+          </w:p>
+        </w:tc>
+        <w:tc>
+          <w:tcPr>
+            <w:tcW w:type="dxa" w:w="3374"/>
+            <w:tcBorders>
+              <w:top w:val="single" w:color="B8C0CC" w:sz="4"/>
+              <w:left w:val="single" w:color="B8C0CC" w:sz="4"/>
+              <w:bottom w:val="single" w:color="B8C0CC" w:sz="4"/>
+              <w:right w:val="single" w:color="B8C0CC" w:sz="4"/>
+            </w:tcBorders>
+            <w:shd w:fill="1F3A5F" w:color="auto" w:val="clear"/>
+            <w:tcMar>
+              <w:top w:type="dxa" w:w="50"/>
+              <w:left w:type="dxa" w:w="90"/>
+              <w:bottom w:type="dxa" w:w="50"/>
+              <w:right w:type="dxa" w:w="90"/>
+            </w:tcMar>
+          </w:tcPr>
+          <w:p>
+            <w:r>
+              <w:rPr>
+                <w:b/>
+                <w:bCs/>
+                <w:color w:val="FFFFFF"/>
+                <w:sz w:val="19"/>
+                <w:szCs w:val="19"/>
+              </w:rPr>
+              <w:t xml:space="preserve">内容</w:t>
+            </w:r>
+          </w:p>
+        </w:tc>
+      </w:tr>
+      <w:tr>
+        <w:tc>
+          <w:tcPr>
+            <w:tcW w:type="dxa" w:w="1927"/>
+            <w:tcBorders>
+              <w:top w:val="single" w:color="B8C0CC" w:sz="4"/>
+              <w:left w:val="single" w:color="B8C0CC" w:sz="4"/>
+              <w:bottom w:val="single" w:color="B8C0CC" w:sz="4"/>
+              <w:right w:val="single" w:color="B8C0CC" w:sz="4"/>
+            </w:tcBorders>
+            <w:tcMar>
+              <w:top w:type="dxa" w:w="50"/>
+              <w:left w:type="dxa" w:w="90"/>
+              <w:bottom w:type="dxa" w:w="50"/>
+              <w:right w:type="dxa" w:w="90"/>
+            </w:tcMar>
+          </w:tcPr>
+          <w:p>
+            <w:r>
+              <w:rPr>
+                <w:sz w:val="19"/>
+                <w:szCs w:val="19"/>
+              </w:rPr>
+              <w:t xml:space="preserve">Air/Combustion</w:t>
+            </w:r>
+          </w:p>
+        </w:tc>
+        <w:tc>
+          <w:tcPr>
+            <w:tcW w:type="dxa" w:w="4337"/>
+            <w:tcBorders>
+              <w:top w:val="single" w:color="B8C0CC" w:sz="4"/>
+              <w:left w:val="single" w:color="B8C0CC" w:sz="4"/>
+              <w:bottom w:val="single" w:color="B8C0CC" w:sz="4"/>
+              <w:right w:val="single" w:color="B8C0CC" w:sz="4"/>
+            </w:tcBorders>
+            <w:tcMar>
+              <w:top w:type="dxa" w:w="50"/>
+              <w:left w:type="dxa" w:w="90"/>
+              <w:bottom w:type="dxa" w:w="50"/>
+              <w:right w:type="dxa" w:w="90"/>
+            </w:tcMar>
+          </w:tcPr>
+          <w:p>
+            <w:r>
+              <w:rPr>
+                <w:sz w:val="19"/>
+                <w:szCs w:val="19"/>
+              </w:rPr>
+              <w:t xml:space="preserve">アプリ内 (読み取り専用)</w:t>
+            </w:r>
+          </w:p>
+        </w:tc>
+        <w:tc>
+          <w:tcPr>
+            <w:tcW w:type="dxa" w:w="3374"/>
+            <w:tcBorders>
+              <w:top w:val="single" w:color="B8C0CC" w:sz="4"/>
+              <w:left w:val="single" w:color="B8C0CC" w:sz="4"/>
+              <w:bottom w:val="single" w:color="B8C0CC" w:sz="4"/>
+              <w:right w:val="single" w:color="B8C0CC" w:sz="4"/>
+            </w:tcBorders>
+            <w:tcMar>
+              <w:top w:type="dxa" w:w="50"/>
+              <w:left w:type="dxa" w:w="90"/>
+              <w:bottom w:type="dxa" w:w="50"/>
+              <w:right w:type="dxa" w:w="90"/>
+            </w:tcMar>
+          </w:tcPr>
+          <w:p>
+            <w:r>
+              <w:rPr>
+                <w:sz w:val="19"/>
+                <w:szCs w:val="19"/>
+              </w:rPr>
+              <w:t xml:space="preserve">原典 SPRADIAN DATAPAC の空気・燃焼系 23 種</w:t>
+            </w:r>
+          </w:p>
+        </w:tc>
+      </w:tr>
+      <w:tr>
+        <w:tc>
+          <w:tcPr>
+            <w:tcW w:type="dxa" w:w="1927"/>
+            <w:tcBorders>
+              <w:top w:val="single" w:color="B8C0CC" w:sz="4"/>
+              <w:left w:val="single" w:color="B8C0CC" w:sz="4"/>
+              <w:bottom w:val="single" w:color="B8C0CC" w:sz="4"/>
+              <w:right w:val="single" w:color="B8C0CC" w:sz="4"/>
+            </w:tcBorders>
+            <w:tcMar>
+              <w:top w:type="dxa" w:w="50"/>
+              <w:left w:type="dxa" w:w="90"/>
+              <w:bottom w:type="dxa" w:w="50"/>
+              <w:right w:type="dxa" w:w="90"/>
+            </w:tcMar>
+          </w:tcPr>
+          <w:p>
+            <w:r>
+              <w:rPr>
+                <w:sz w:val="19"/>
+                <w:szCs w:val="19"/>
+              </w:rPr>
+              <w:t xml:space="preserve">Debris/Metal</w:t>
+            </w:r>
+          </w:p>
+        </w:tc>
+        <w:tc>
+          <w:tcPr>
+            <w:tcW w:type="dxa" w:w="4337"/>
+            <w:tcBorders>
+              <w:top w:val="single" w:color="B8C0CC" w:sz="4"/>
+              <w:left w:val="single" w:color="B8C0CC" w:sz="4"/>
+              <w:bottom w:val="single" w:color="B8C0CC" w:sz="4"/>
+              <w:right w:val="single" w:color="B8C0CC" w:sz="4"/>
+            </w:tcBorders>
+            <w:tcMar>
+              <w:top w:type="dxa" w:w="50"/>
+              <w:left w:type="dxa" w:w="90"/>
+              <w:bottom w:type="dxa" w:w="50"/>
+              <w:right w:type="dxa" w:w="90"/>
+            </w:tcMar>
+          </w:tcPr>
+          <w:p>
+            <w:r>
+              <w:rPr>
+                <w:sz w:val="19"/>
+                <w:szCs w:val="19"/>
+              </w:rPr>
+              <w:t xml:space="preserve">Windows: </w:t>
+            </w:r>
+            <w:r>
+              <w:rPr>
+                <w:rFonts w:ascii="Consolas" w:cs="Consolas" w:eastAsia="Yu Gothic" w:hAnsi="Consolas"/>
+                <w:color w:val="7A2E00"/>
+                <w:sz w:val="19"/>
+                <w:szCs w:val="19"/>
+              </w:rPr>
+              <w:t xml:space="preserve">%APPDATA%\METEORAD\database_debris</w:t>
+            </w:r>
+          </w:p>
+          <w:p>
+            <w:r>
+              <w:rPr>
+                <w:sz w:val="19"/>
+                <w:szCs w:val="19"/>
+              </w:rPr>
+              <w:t xml:space="preserve">macOS: </w:t>
+            </w:r>
+            <w:r>
+              <w:rPr>
+                <w:rFonts w:ascii="Consolas" w:cs="Consolas" w:eastAsia="Yu Gothic" w:hAnsi="Consolas"/>
+                <w:color w:val="7A2E00"/>
+                <w:sz w:val="19"/>
+                <w:szCs w:val="19"/>
+              </w:rPr>
+              <w:t xml:space="preserve">~/Library/Application Support/METEORAD/database_debris</w:t>
+            </w:r>
+          </w:p>
+        </w:tc>
+        <w:tc>
+          <w:tcPr>
+            <w:tcW w:type="dxa" w:w="3374"/>
+            <w:tcBorders>
+              <w:top w:val="single" w:color="B8C0CC" w:sz="4"/>
+              <w:left w:val="single" w:color="B8C0CC" w:sz="4"/>
+              <w:bottom w:val="single" w:color="B8C0CC" w:sz="4"/>
+              <w:right w:val="single" w:color="B8C0CC" w:sz="4"/>
+            </w:tcBorders>
+            <w:tcMar>
+              <w:top w:type="dxa" w:w="50"/>
+              <w:left w:type="dxa" w:w="90"/>
+              <w:bottom w:type="dxa" w:w="50"/>
+              <w:right w:type="dxa" w:w="90"/>
+            </w:tcMar>
+          </w:tcPr>
+          <w:p>
+            <w:r>
+              <w:rPr>
+                <w:sz w:val="19"/>
+                <w:szCs w:val="19"/>
+              </w:rPr>
+              <w:t xml:space="preserve">デブリ・金属種 20 種と VALD 取込み (10 章) で作成した種</w:t>
+            </w:r>
+          </w:p>
+        </w:tc>
+      </w:tr>
+    </w:tbl>
+    <w:p>
+      <w:pPr>
+        <w:spacing w:after="120"/>
+      </w:pPr>
+    </w:p>
+    <w:p>
+      <w:pPr>
+        <w:pBdr>
+          <w:left w:val="single" w:color="E0A030" w:sz="18" w:space="6"/>
+        </w:pBdr>
+        <w:shd w:fill="FFF6E0" w:color="auto" w:val="clear"/>
+        <w:spacing w:after="160" w:before="60"/>
+        <w:ind w:left="120"/>
+      </w:pPr>
+      <w:r>
+        <w:t xml:space="preserve">Debris/Metal 用フォルダは初回起動時に自動で作成され、同梱のデータベースがコピーされます。アプリを新しい版に更新すると、同梱ファイルと同じ名前のファイルは新しい版で上書きされます (それ以外のファイルは残ります)。同梱種を VALD 取込みで置き換えた場合などは、別名で保存するかバックアップを取ってください。フォルダの内容を変更したあとは </w:t>
+      </w:r>
+      <w:r>
+        <w:rPr>
+          <w:b/>
+          <w:bCs/>
+        </w:rPr>
+        <w:t xml:space="preserve">Tools → Rescan databases</w:t>
+      </w:r>
+      <w:r>
+        <w:t xml:space="preserve"> で一覧を更新できます。</w:t>
+      </w:r>
+    </w:p>
+    <w:p>
+      <w:pPr>
+        <w:pStyle w:val="Heading2"/>
+      </w:pPr>
+      <w:bookmarkStart w:name="_Toc10" w:id="10"/>
+      <w:r>
+        <w:t xml:space="preserve">2.4 アンインストール</w:t>
+      </w:r>
+      <w:bookmarkEnd w:id="10"/>
+    </w:p>
+    <w:p>
+      <w:pPr>
+        <w:pStyle w:val="ListParagraph"/>
+        <w:numPr>
+          <w:ilvl w:val="0"/>
+          <w:numId w:val="2"/>
+        </w:numPr>
+        <w:spacing w:after="60"/>
+      </w:pPr>
+      <w:r>
+        <w:t xml:space="preserve">Windows: </w:t>
+      </w:r>
+      <w:r>
+        <w:rPr>
+          <w:b/>
+          <w:bCs/>
+        </w:rPr>
+        <w:t xml:space="preserve">設定 → アプリ → インストールされているアプリ</w:t>
+      </w:r>
+      <w:r>
+        <w:t xml:space="preserve"> で METEORAD を選び </w:t>
+      </w:r>
+      <w:r>
+        <w:rPr>
+          <w:b/>
+          <w:bCs/>
+        </w:rPr>
+        <w:t xml:space="preserve">アンインストール</w:t>
+      </w:r>
+      <w:r>
+        <w:t xml:space="preserve"> します。</w:t>
+      </w:r>
+    </w:p>
+    <w:p>
+      <w:pPr>
+        <w:pStyle w:val="ListParagraph"/>
+        <w:numPr>
+          <w:ilvl w:val="0"/>
+          <w:numId w:val="2"/>
+        </w:numPr>
+        <w:spacing w:after="60"/>
+      </w:pPr>
+      <w:r>
+        <w:t xml:space="preserve">macOS: アプリケーションフォルダの METEORAD.app をゴミ箱に入れます。</w:t>
+      </w:r>
+    </w:p>
+    <w:p>
+      <w:pPr>
+        <w:pStyle w:val="ListParagraph"/>
+        <w:numPr>
+          <w:ilvl w:val="0"/>
+          <w:numId w:val="2"/>
+        </w:numPr>
+        <w:spacing w:after="60"/>
+      </w:pPr>
+      <w:r>
+        <w:t xml:space="preserve">どちらの場合もユーザーデータ (上表の Debris/Metal フォルダと設定) は残ります。不要なら </w:t>
       </w:r>
       <w:r>
         <w:rPr>
@@ -1915,22 +2739,10 @@
           <w:sz w:val="19"/>
           <w:szCs w:val="19"/>
         </w:rPr>
-        <w:t xml:space="preserve">*.orig*</w:t>
-      </w:r>
-      <w:r>
-        <w:t xml:space="preserve"> のバックアップは種の一覧から除外されます。</w:t>
-      </w:r>
-      <w:r>
-        <w:rPr>
-          <w:rFonts w:ascii="Consolas" w:cs="Consolas" w:eastAsia="Yu Gothic" w:hAnsi="Consolas"/>
-          <w:color w:val="7A2E00"/>
-          <w:sz w:val="19"/>
-          <w:szCs w:val="19"/>
-        </w:rPr>
-        <w:t xml:space="preserve">database_debris/</w:t>
-      </w:r>
-      <w:r>
-        <w:t xml:space="preserve"> が無い場合は Debris/Metal グループが空になるだけです。</w:t>
+        <w:t xml:space="preserve">METEORAD</w:t>
+      </w:r>
+      <w:r>
+        <w:t xml:space="preserve"> フォルダごと削除してください。</w:t>
       </w:r>
     </w:p>
     <w:p>
@@ -1938,11 +2750,88 @@
         <w:pStyle w:val="Heading1"/>
         <w:pageBreakBefore/>
       </w:pPr>
-      <w:bookmarkStart w:name="_Toc7" w:id="7"/>
+      <w:bookmarkStart w:name="_Toc11" w:id="11"/>
       <w:r>
         <w:t xml:space="preserve">3. 起動と画面構成</w:t>
       </w:r>
-      <w:bookmarkEnd w:id="7"/>
+      <w:bookmarkEnd w:id="11"/>
+    </w:p>
+    <w:p>
+      <w:pPr>
+        <w:pStyle w:val="ListParagraph"/>
+        <w:numPr>
+          <w:ilvl w:val="0"/>
+          <w:numId w:val="2"/>
+        </w:numPr>
+        <w:spacing w:after="60"/>
+      </w:pPr>
+      <w:r>
+        <w:t xml:space="preserve">Windows: スタートメニュー (またはデスクトップ) の </w:t>
+      </w:r>
+      <w:r>
+        <w:rPr>
+          <w:b/>
+          <w:bCs/>
+        </w:rPr>
+        <w:t xml:space="preserve">METEORAD</w:t>
+      </w:r>
+      <w:r>
+        <w:t xml:space="preserve"> から起動します。</w:t>
+      </w:r>
+    </w:p>
+    <w:p>
+      <w:pPr>
+        <w:pStyle w:val="ListParagraph"/>
+        <w:numPr>
+          <w:ilvl w:val="0"/>
+          <w:numId w:val="2"/>
+        </w:numPr>
+        <w:spacing w:after="60"/>
+      </w:pPr>
+      <w:r>
+        <w:t xml:space="preserve">macOS: アプリケーションフォルダまたは Launchpad の </w:t>
+      </w:r>
+      <w:r>
+        <w:rPr>
+          <w:b/>
+          <w:bCs/>
+        </w:rPr>
+        <w:t xml:space="preserve">METEORAD</w:t>
+      </w:r>
+      <w:r>
+        <w:t xml:space="preserve"> から起動します。</w:t>
+      </w:r>
+    </w:p>
+    <w:p>
+      <w:pPr>
+        <w:pStyle w:val="ListParagraph"/>
+        <w:numPr>
+          <w:ilvl w:val="0"/>
+          <w:numId w:val="2"/>
+        </w:numPr>
+        <w:spacing w:after="60"/>
+      </w:pPr>
+      <w:r>
+        <w:t xml:space="preserve">SPRADIAN-1.8 の制御ファイル (.ctl) は、起動後に </w:t>
+      </w:r>
+      <w:r>
+        <w:rPr>
+          <w:b/>
+          <w:bCs/>
+        </w:rPr>
+        <w:t xml:space="preserve">File → Load control file (.ctl)</w:t>
+      </w:r>
+      <w:r>
+        <w:t xml:space="preserve"> で読み込めます (11 章)。</w:t>
+      </w:r>
+    </w:p>
+    <w:p>
+      <w:pPr>
+        <w:spacing w:after="120"/>
+      </w:pPr>
+      <w:r>
+        <w:t xml:space="preserve">コマンドラインから起動すると、.ctl を読み込んだ状態で開始したり、版を確認したりできます。</w:t>
+      </w:r>
     </w:p>
     <w:p>
       <w:pPr>
@@ -1956,7 +2845,7 @@
           <w:sz w:val="18"/>
           <w:szCs w:val="18"/>
         </w:rPr>
-        <w:t xml:space="preserve">cd meteorad_py</w:t>
+        <w:t xml:space="preserve"># Windows (PowerShell)</w:t>
       </w:r>
     </w:p>
     <w:p>
@@ -1971,7 +2860,7 @@
           <w:sz w:val="18"/>
           <w:szCs w:val="18"/>
         </w:rPr>
-        <w:t xml:space="preserve">python run_gui.py                                              # 空のフォームで起動</w:t>
+        <w:t xml:space="preserve">&amp; "C:\Program Files\METEORAD\METEORAD.exe" sample1.ctl</w:t>
       </w:r>
     </w:p>
     <w:p>
@@ -1986,7 +2875,37 @@
           <w:sz w:val="18"/>
           <w:szCs w:val="18"/>
         </w:rPr>
-        <w:t xml:space="preserve">python run_gui.py ../SPRADIAN-1.8/RADIPAC/samples/sample1.ctl  # .ctl を読み込んで起動</w:t>
+        <w:t xml:space="preserve"> </w:t>
+      </w:r>
+    </w:p>
+    <w:p>
+      <w:pPr>
+        <w:shd w:fill="F2F4F7" w:color="auto" w:val="clear"/>
+        <w:spacing w:after="0" w:before="0" w:line="260"/>
+        <w:ind w:left="120" w:right="120"/>
+      </w:pPr>
+      <w:r>
+        <w:rPr>
+          <w:rFonts w:ascii="Consolas" w:cs="Consolas" w:eastAsia="Yu Gothic" w:hAnsi="Consolas"/>
+          <w:sz w:val="18"/>
+          <w:szCs w:val="18"/>
+        </w:rPr>
+        <w:t xml:space="preserve"># macOS (ターミナル)</w:t>
+      </w:r>
+    </w:p>
+    <w:p>
+      <w:pPr>
+        <w:shd w:fill="F2F4F7" w:color="auto" w:val="clear"/>
+        <w:spacing w:after="0" w:before="0" w:line="260"/>
+        <w:ind w:left="120" w:right="120"/>
+      </w:pPr>
+      <w:r>
+        <w:rPr>
+          <w:rFonts w:ascii="Consolas" w:cs="Consolas" w:eastAsia="Yu Gothic" w:hAnsi="Consolas"/>
+          <w:sz w:val="18"/>
+          <w:szCs w:val="18"/>
+        </w:rPr>
+        <w:t xml:space="preserve">/Applications/METEORAD.app/Contents/MacOS/METEORAD sample1.ctl</w:t>
       </w:r>
     </w:p>
     <w:p>
@@ -2001,7 +2920,7 @@
           <w:sz w:val="18"/>
           <w:szCs w:val="18"/>
         </w:rPr>
-        <w:t xml:space="preserve">python run_gui.py --version</w:t>
+        <w:t xml:space="preserve">/Applications/METEORAD.app/Contents/MacOS/METEORAD --version</w:t>
       </w:r>
     </w:p>
     <w:p>
@@ -2009,7 +2928,7 @@
         <w:spacing w:after="120"/>
       </w:pPr>
       <w:r>
-        <w:t xml:space="preserve">必要なパッケージが無い場合は、起動時に不足パッケージ名とインストールコマンドが表示されます。メインウィンドウは次の 4 つの領域で構成されます (図 1)。</w:t>
+        <w:t xml:space="preserve">メインウィンドウは次の 4 つの領域で構成されます (図 1)。</w:t>
       </w:r>
     </w:p>
     <w:p>
@@ -2093,7 +3012,7 @@
           <w:sz w:val="19"/>
           <w:szCs w:val="19"/>
         </w:rPr>
-        <w:t xml:space="preserve">表 2. </w:t>
+        <w:t xml:space="preserve">表 3. </w:t>
       </w:r>
       <w:r>
         <w:rPr>
@@ -2546,11 +3465,11 @@
         <w:pStyle w:val="Heading1"/>
         <w:pageBreakBefore/>
       </w:pPr>
-      <w:bookmarkStart w:name="_Toc8" w:id="8"/>
+      <w:bookmarkStart w:name="_Toc12" w:id="12"/>
       <w:r>
         <w:t xml:space="preserve">4. 化学種パネル</w:t>
       </w:r>
-      <w:bookmarkEnd w:id="8"/>
+      <w:bookmarkEnd w:id="12"/>
     </w:p>
     <w:p>
       <w:pPr>
@@ -2786,11 +3705,11 @@
       <w:pPr>
         <w:pStyle w:val="Heading2"/>
       </w:pPr>
-      <w:bookmarkStart w:name="_Toc9" w:id="9"/>
+      <w:bookmarkStart w:name="_Toc13" w:id="13"/>
       <w:r>
         <w:t xml:space="preserve">4.1 プリセット</w:t>
       </w:r>
-      <w:bookmarkEnd w:id="9"/>
+      <w:bookmarkEnd w:id="13"/>
     </w:p>
     <w:p>
       <w:pPr>
@@ -2812,7 +3731,7 @@
           <w:sz w:val="19"/>
           <w:szCs w:val="19"/>
         </w:rPr>
-        <w:t xml:space="preserve">表 3. </w:t>
+        <w:t xml:space="preserve">表 4. </w:t>
       </w:r>
       <w:r>
         <w:rPr>
@@ -3278,11 +4197,11 @@
         <w:pStyle w:val="Heading1"/>
         <w:pageBreakBefore/>
       </w:pPr>
-      <w:bookmarkStart w:name="_Toc10" w:id="10"/>
+      <w:bookmarkStart w:name="_Toc14" w:id="14"/>
       <w:r>
         <w:t xml:space="preserve">5. パラメータパネル</w:t>
       </w:r>
-      <w:bookmarkEnd w:id="10"/>
+      <w:bookmarkEnd w:id="14"/>
     </w:p>
     <w:p>
       <w:pPr>
@@ -3365,7 +4284,7 @@
           <w:sz w:val="19"/>
           <w:szCs w:val="19"/>
         </w:rPr>
-        <w:t xml:space="preserve">表 4. </w:t>
+        <w:t xml:space="preserve">表 5. </w:t>
       </w:r>
       <w:r>
         <w:rPr>
@@ -4305,7 +5224,7 @@
           <w:sz w:val="19"/>
           <w:szCs w:val="19"/>
         </w:rPr>
-        <w:t xml:space="preserve">表 5. </w:t>
+        <w:t xml:space="preserve">表 6. </w:t>
       </w:r>
       <w:r>
         <w:rPr>
@@ -4837,11 +5756,11 @@
       <w:pPr>
         <w:pStyle w:val="Heading2"/>
       </w:pPr>
-      <w:bookmarkStart w:name="_Toc11" w:id="11"/>
+      <w:bookmarkStart w:name="_Toc15" w:id="15"/>
       <w:r>
         <w:t xml:space="preserve">5.1 圧力 FWHM の自動推定 (Auto)</w:t>
       </w:r>
-      <w:bookmarkEnd w:id="11"/>
+      <w:bookmarkEnd w:id="15"/>
     </w:p>
     <w:p>
       <w:pPr>
@@ -4899,28 +5818,28 @@
         <w:pStyle w:val="Heading1"/>
         <w:pageBreakBefore/>
       </w:pPr>
-      <w:bookmarkStart w:name="_Toc12" w:id="12"/>
+      <w:bookmarkStart w:name="_Toc16" w:id="16"/>
       <w:r>
         <w:t xml:space="preserve">6. 計算の実行と表示</w:t>
       </w:r>
-      <w:bookmarkEnd w:id="12"/>
+      <w:bookmarkEnd w:id="16"/>
     </w:p>
     <w:p>
       <w:pPr>
         <w:pStyle w:val="Heading2"/>
       </w:pPr>
-      <w:bookmarkStart w:name="_Toc13" w:id="13"/>
+      <w:bookmarkStart w:name="_Toc17" w:id="17"/>
       <w:r>
         <w:t xml:space="preserve">6.1 基本手順</w:t>
       </w:r>
-      <w:bookmarkEnd w:id="13"/>
+      <w:bookmarkEnd w:id="17"/>
     </w:p>
     <w:p>
       <w:pPr>
         <w:pStyle w:val="ListParagraph"/>
         <w:numPr>
           <w:ilvl w:val="0"/>
-          <w:numId w:val="4"/>
+          <w:numId w:val="6"/>
         </w:numPr>
         <w:spacing w:after="60"/>
       </w:pPr>
@@ -4933,7 +5852,7 @@
         <w:pStyle w:val="ListParagraph"/>
         <w:numPr>
           <w:ilvl w:val="0"/>
-          <w:numId w:val="4"/>
+          <w:numId w:val="6"/>
         </w:numPr>
         <w:spacing w:after="60"/>
       </w:pPr>
@@ -4946,7 +5865,7 @@
         <w:pStyle w:val="ListParagraph"/>
         <w:numPr>
           <w:ilvl w:val="0"/>
-          <w:numId w:val="4"/>
+          <w:numId w:val="6"/>
         </w:numPr>
         <w:spacing w:after="60"/>
       </w:pPr>
@@ -4966,7 +5885,7 @@
         <w:pStyle w:val="ListParagraph"/>
         <w:numPr>
           <w:ilvl w:val="0"/>
-          <w:numId w:val="4"/>
+          <w:numId w:val="6"/>
         </w:numPr>
         <w:spacing w:after="60"/>
       </w:pPr>
@@ -5047,11 +5966,11 @@
       <w:pPr>
         <w:pStyle w:val="Heading2"/>
       </w:pPr>
-      <w:bookmarkStart w:name="_Toc14" w:id="14"/>
+      <w:bookmarkStart w:name="_Toc18" w:id="18"/>
       <w:r>
         <w:t xml:space="preserve">6.2 プロットパネルの機能</w:t>
       </w:r>
-      <w:bookmarkEnd w:id="14"/>
+      <w:bookmarkEnd w:id="18"/>
     </w:p>
     <w:p>
       <w:pPr>
@@ -5065,7 +5984,7 @@
           <w:sz w:val="19"/>
           <w:szCs w:val="19"/>
         </w:rPr>
-        <w:t xml:space="preserve">表 6. </w:t>
+        <w:t xml:space="preserve">表 7. </w:t>
       </w:r>
       <w:r>
         <w:rPr>
@@ -5790,11 +6709,11 @@
       <w:pPr>
         <w:pStyle w:val="Heading2"/>
       </w:pPr>
-      <w:bookmarkStart w:name="_Toc15" w:id="15"/>
+      <w:bookmarkStart w:name="_Toc19" w:id="19"/>
       <w:r>
         <w:t xml:space="preserve">6.3 スラブ強度</w:t>
       </w:r>
-      <w:bookmarkEnd w:id="15"/>
+      <w:bookmarkEnd w:id="19"/>
     </w:p>
     <w:p>
       <w:pPr>
@@ -5908,11 +6827,11 @@
         <w:pStyle w:val="Heading1"/>
         <w:pageBreakBefore/>
       </w:pPr>
-      <w:bookmarkStart w:name="_Toc16" w:id="16"/>
+      <w:bookmarkStart w:name="_Toc20" w:id="20"/>
       <w:r>
         <w:t xml:space="preserve">7. メニュー</w:t>
       </w:r>
-      <w:bookmarkEnd w:id="16"/>
+      <w:bookmarkEnd w:id="20"/>
     </w:p>
     <w:p>
       <w:pPr>
@@ -5995,7 +6914,7 @@
           <w:sz w:val="19"/>
           <w:szCs w:val="19"/>
         </w:rPr>
-        <w:t xml:space="preserve">表 7. </w:t>
+        <w:t xml:space="preserve">表 8. </w:t>
       </w:r>
       <w:r>
         <w:rPr>
@@ -6767,11 +7686,11 @@
       <w:pPr>
         <w:pStyle w:val="Heading2"/>
       </w:pPr>
-      <w:bookmarkStart w:name="_Toc17" w:id="17"/>
+      <w:bookmarkStart w:name="_Toc21" w:id="21"/>
       <w:r>
         <w:t xml:space="preserve">7.1 スペクトルの保存形式</w:t>
       </w:r>
-      <w:bookmarkEnd w:id="17"/>
+      <w:bookmarkEnd w:id="21"/>
     </w:p>
     <w:p>
       <w:pPr>
@@ -6817,7 +7736,7 @@
           <w:sz w:val="19"/>
           <w:szCs w:val="19"/>
         </w:rPr>
-        <w:t xml:space="preserve">表 8. </w:t>
+        <w:t xml:space="preserve">表 9. </w:t>
       </w:r>
       <w:r>
         <w:rPr>
@@ -7499,11 +8418,11 @@
         <w:pStyle w:val="Heading1"/>
         <w:pageBreakBefore/>
       </w:pPr>
-      <w:bookmarkStart w:name="_Toc18" w:id="18"/>
+      <w:bookmarkStart w:name="_Toc22" w:id="22"/>
       <w:r>
         <w:t xml:space="preserve">8. 温度スイープ</w:t>
       </w:r>
-      <w:bookmarkEnd w:id="18"/>
+      <w:bookmarkEnd w:id="22"/>
     </w:p>
     <w:p>
       <w:pPr>
@@ -7842,11 +8761,11 @@
         <w:pStyle w:val="Heading1"/>
         <w:pageBreakBefore/>
       </w:pPr>
-      <w:bookmarkStart w:name="_Toc19" w:id="19"/>
+      <w:bookmarkStart w:name="_Toc23" w:id="23"/>
       <w:r>
         <w:t xml:space="preserve">9. 観測スペクトルのフィット</w:t>
       </w:r>
-      <w:bookmarkEnd w:id="19"/>
+      <w:bookmarkEnd w:id="23"/>
     </w:p>
     <w:p>
       <w:pPr>
@@ -7929,11 +8848,11 @@
       <w:pPr>
         <w:pStyle w:val="Heading2"/>
       </w:pPr>
-      <w:bookmarkStart w:name="_Toc20" w:id="20"/>
+      <w:bookmarkStart w:name="_Toc24" w:id="24"/>
       <w:r>
         <w:t xml:space="preserve">9.1 設定項目</w:t>
       </w:r>
-      <w:bookmarkEnd w:id="20"/>
+      <w:bookmarkEnd w:id="24"/>
     </w:p>
     <w:p>
       <w:pPr>
@@ -7947,7 +8866,7 @@
           <w:sz w:val="19"/>
           <w:szCs w:val="19"/>
         </w:rPr>
-        <w:t xml:space="preserve">表 9. </w:t>
+        <w:t xml:space="preserve">表 10. </w:t>
       </w:r>
       <w:r>
         <w:rPr>
@@ -8879,11 +9798,11 @@
       <w:pPr>
         <w:pStyle w:val="Heading2"/>
       </w:pPr>
-      <w:bookmarkStart w:name="_Toc21" w:id="21"/>
+      <w:bookmarkStart w:name="_Toc25" w:id="25"/>
       <w:r>
         <w:t xml:space="preserve">9.2 探索方法</w:t>
       </w:r>
-      <w:bookmarkEnd w:id="21"/>
+      <w:bookmarkEnd w:id="25"/>
     </w:p>
     <w:p>
       <w:pPr>
@@ -9153,30 +10072,18 @@
         <w:pStyle w:val="Heading1"/>
         <w:pageBreakBefore/>
       </w:pPr>
-      <w:bookmarkStart w:name="_Toc22" w:id="22"/>
+      <w:bookmarkStart w:name="_Toc26" w:id="26"/>
       <w:r>
         <w:t xml:space="preserve">10. VALD 線リストの取込み</w:t>
       </w:r>
-      <w:bookmarkEnd w:id="22"/>
+      <w:bookmarkEnd w:id="26"/>
     </w:p>
     <w:p>
       <w:pPr>
         <w:spacing w:after="120"/>
       </w:pPr>
       <w:r>
-        <w:t xml:space="preserve">Tools → Import VALD line list... は、VALD3 (https://www.astro.uu.se/valdwiki/) の長形式抽出ファイルを SPRADIAN 形式の原子 .dat に変換し、</w:t>
-      </w:r>
-      <w:r>
-        <w:rPr>
-          <w:rFonts w:ascii="Consolas" w:cs="Consolas" w:eastAsia="Yu Gothic" w:hAnsi="Consolas"/>
-          <w:color w:val="7A2E00"/>
-          <w:sz w:val="19"/>
-          <w:szCs w:val="19"/>
-        </w:rPr>
-        <w:t xml:space="preserve">database_debris/</w:t>
-      </w:r>
-      <w:r>
-        <w:t xml:space="preserve"> に保存します。</w:t>
+        <w:t xml:space="preserve">Tools → Import VALD line list... は、VALD3 (https://www.astro.uu.se/valdwiki/) の長形式抽出ファイルを SPRADIAN 形式の原子 .dat に変換し、Debris/Metal 用フォルダ (2.3 節) に保存します。</w:t>
       </w:r>
     </w:p>
     <w:p>
@@ -9184,7 +10091,7 @@
         <w:pStyle w:val="ListParagraph"/>
         <w:numPr>
           <w:ilvl w:val="0"/>
-          <w:numId w:val="5"/>
+          <w:numId w:val="7"/>
         </w:numPr>
         <w:spacing w:after="60"/>
       </w:pPr>
@@ -9197,7 +10104,7 @@
         <w:pStyle w:val="ListParagraph"/>
         <w:numPr>
           <w:ilvl w:val="0"/>
-          <w:numId w:val="5"/>
+          <w:numId w:val="7"/>
         </w:numPr>
         <w:spacing w:after="60"/>
       </w:pPr>
@@ -9210,7 +10117,7 @@
         <w:pStyle w:val="ListParagraph"/>
         <w:numPr>
           <w:ilvl w:val="0"/>
-          <w:numId w:val="5"/>
+          <w:numId w:val="7"/>
         </w:numPr>
         <w:spacing w:after="60"/>
       </w:pPr>
@@ -9223,7 +10130,7 @@
         <w:pStyle w:val="ListParagraph"/>
         <w:numPr>
           <w:ilvl w:val="0"/>
-          <w:numId w:val="5"/>
+          <w:numId w:val="7"/>
         </w:numPr>
         <w:spacing w:after="60"/>
       </w:pPr>
@@ -9309,11 +10216,11 @@
         <w:pStyle w:val="Heading1"/>
         <w:pageBreakBefore/>
       </w:pPr>
-      <w:bookmarkStart w:name="_Toc23" w:id="23"/>
+      <w:bookmarkStart w:name="_Toc27" w:id="27"/>
       <w:r>
         <w:t xml:space="preserve">11. 制御ファイル (.ctl) の読込み</w:t>
       </w:r>
-      <w:bookmarkEnd w:id="23"/>
+      <w:bookmarkEnd w:id="27"/>
     </w:p>
     <w:p>
       <w:pPr>
@@ -9335,7 +10242,7 @@
           <w:sz w:val="19"/>
           <w:szCs w:val="19"/>
         </w:rPr>
-        <w:t xml:space="preserve">表 10. </w:t>
+        <w:t xml:space="preserve">表 11. </w:t>
       </w:r>
       <w:r>
         <w:rPr>
@@ -9761,11 +10668,11 @@
         <w:pStyle w:val="Heading1"/>
         <w:pageBreakBefore/>
       </w:pPr>
-      <w:bookmarkStart w:name="_Toc24" w:id="24"/>
+      <w:bookmarkStart w:name="_Toc28" w:id="28"/>
       <w:r>
         <w:t xml:space="preserve">12. Python API</w:t>
       </w:r>
-      <w:bookmarkEnd w:id="24"/>
+      <w:bookmarkEnd w:id="28"/>
     </w:p>
     <w:p>
       <w:pPr>
@@ -10009,7 +10916,7 @@
           <w:sz w:val="19"/>
           <w:szCs w:val="19"/>
         </w:rPr>
-        <w:t xml:space="preserve">表 11. </w:t>
+        <w:t xml:space="preserve">表 12. </w:t>
       </w:r>
       <w:r>
         <w:rPr>
@@ -10597,21 +11504,21 @@
         <w:pStyle w:val="Heading1"/>
         <w:pageBreakBefore/>
       </w:pPr>
-      <w:bookmarkStart w:name="_Toc25" w:id="25"/>
+      <w:bookmarkStart w:name="_Toc29" w:id="29"/>
       <w:r>
         <w:t xml:space="preserve">13. 物理モデルと仕様</w:t>
       </w:r>
-      <w:bookmarkEnd w:id="25"/>
+      <w:bookmarkEnd w:id="29"/>
     </w:p>
     <w:p>
       <w:pPr>
         <w:pStyle w:val="Heading2"/>
       </w:pPr>
-      <w:bookmarkStart w:name="_Toc26" w:id="26"/>
+      <w:bookmarkStart w:name="_Toc30" w:id="30"/>
       <w:r>
         <w:t xml:space="preserve">13.1 単位系と規約</w:t>
       </w:r>
-      <w:bookmarkEnd w:id="26"/>
+      <w:bookmarkEnd w:id="30"/>
     </w:p>
     <w:p>
       <w:pPr>
@@ -10625,7 +11532,7 @@
           <w:sz w:val="19"/>
           <w:szCs w:val="19"/>
         </w:rPr>
-        <w:t xml:space="preserve">表 12. </w:t>
+        <w:t xml:space="preserve">表 13. </w:t>
       </w:r>
       <w:r>
         <w:rPr>
@@ -11137,11 +12044,11 @@
       <w:pPr>
         <w:pStyle w:val="Heading2"/>
       </w:pPr>
-      <w:bookmarkStart w:name="_Toc27" w:id="27"/>
+      <w:bookmarkStart w:name="_Toc31" w:id="31"/>
       <w:r>
         <w:t xml:space="preserve">13.2 計算の流れ</w:t>
       </w:r>
-      <w:bookmarkEnd w:id="27"/>
+      <w:bookmarkEnd w:id="31"/>
     </w:p>
     <w:p>
       <w:pPr>
@@ -11185,11 +12092,11 @@
       <w:pPr>
         <w:pStyle w:val="Heading2"/>
       </w:pPr>
-      <w:bookmarkStart w:name="_Toc28" w:id="28"/>
+      <w:bookmarkStart w:name="_Toc32" w:id="32"/>
       <w:r>
         <w:t xml:space="preserve">13.3 線形状</w:t>
       </w:r>
-      <w:bookmarkEnd w:id="28"/>
+      <w:bookmarkEnd w:id="32"/>
     </w:p>
     <w:p>
       <w:pPr>
@@ -11248,11 +12155,11 @@
       <w:pPr>
         <w:pStyle w:val="Heading2"/>
       </w:pPr>
-      <w:bookmarkStart w:name="_Toc29" w:id="29"/>
+      <w:bookmarkStart w:name="_Toc33" w:id="33"/>
       <w:r>
         <w:t xml:space="preserve">13.4 装置関数の畳み込み</w:t>
       </w:r>
-      <w:bookmarkEnd w:id="29"/>
+      <w:bookmarkEnd w:id="33"/>
     </w:p>
     <w:p>
       <w:pPr>
@@ -11267,11 +12174,11 @@
         <w:pStyle w:val="Heading1"/>
         <w:pageBreakBefore/>
       </w:pPr>
-      <w:bookmarkStart w:name="_Toc30" w:id="30"/>
+      <w:bookmarkStart w:name="_Toc34" w:id="34"/>
       <w:r>
         <w:t xml:space="preserve">14. データベース</w:t>
       </w:r>
-      <w:bookmarkEnd w:id="30"/>
+      <w:bookmarkEnd w:id="34"/>
     </w:p>
     <w:p>
       <w:pPr>
@@ -11285,7 +12192,7 @@
           <w:sz w:val="19"/>
           <w:szCs w:val="19"/>
         </w:rPr>
-        <w:t xml:space="preserve">表 13. </w:t>
+        <w:t xml:space="preserve">表 14. </w:t>
       </w:r>
       <w:r>
         <w:rPr>
@@ -11602,11 +12509,11 @@
       <w:pPr>
         <w:pStyle w:val="Heading2"/>
       </w:pPr>
-      <w:bookmarkStart w:name="_Toc31" w:id="31"/>
+      <w:bookmarkStart w:name="_Toc35" w:id="35"/>
       <w:r>
         <w:t xml:space="preserve">14.1 追加分子の近似</w:t>
       </w:r>
-      <w:bookmarkEnd w:id="31"/>
+      <w:bookmarkEnd w:id="35"/>
     </w:p>
     <w:p>
       <w:pPr>
@@ -11700,7 +12607,7 @@
           <w:sz w:val="19"/>
           <w:szCs w:val="19"/>
         </w:rPr>
-        <w:t xml:space="preserve">表 14. </w:t>
+        <w:t xml:space="preserve">表 15. </w:t>
       </w:r>
       <w:r>
         <w:rPr>
@@ -12715,11 +13622,11 @@
       <w:pPr>
         <w:pStyle w:val="Heading2"/>
       </w:pPr>
-      <w:bookmarkStart w:name="_Toc32" w:id="32"/>
+      <w:bookmarkStart w:name="_Toc36" w:id="36"/>
       <w:r>
         <w:t xml:space="preserve">14.2 新しい化学種の追加</w:t>
       </w:r>
-      <w:bookmarkEnd w:id="32"/>
+      <w:bookmarkEnd w:id="36"/>
     </w:p>
     <w:p>
       <w:pPr>
@@ -12801,11 +13708,11 @@
         <w:pStyle w:val="Heading1"/>
         <w:pageBreakBefore/>
       </w:pPr>
-      <w:bookmarkStart w:name="_Toc33" w:id="33"/>
+      <w:bookmarkStart w:name="_Toc37" w:id="37"/>
       <w:r>
         <w:t xml:space="preserve">15. 制約と注意事項</w:t>
       </w:r>
-      <w:bookmarkEnd w:id="33"/>
+      <w:bookmarkEnd w:id="37"/>
     </w:p>
     <w:p>
       <w:pPr>
@@ -12890,11 +13797,11 @@
         <w:pStyle w:val="Heading1"/>
         <w:pageBreakBefore/>
       </w:pPr>
-      <w:bookmarkStart w:name="_Toc34" w:id="34"/>
+      <w:bookmarkStart w:name="_Toc38" w:id="38"/>
       <w:r>
         <w:t xml:space="preserve">16. クレジットと参考文献</w:t>
       </w:r>
-      <w:bookmarkEnd w:id="34"/>
+      <w:bookmarkEnd w:id="38"/>
     </w:p>
     <w:p>
       <w:pPr>
@@ -12908,11 +13815,11 @@
       <w:pPr>
         <w:pStyle w:val="Heading2"/>
       </w:pPr>
-      <w:bookmarkStart w:name="_Toc35" w:id="35"/>
+      <w:bookmarkStart w:name="_Toc39" w:id="39"/>
       <w:r>
         <w:t xml:space="preserve">16.1 引用必須の論文</w:t>
       </w:r>
-      <w:bookmarkEnd w:id="35"/>
+      <w:bookmarkEnd w:id="39"/>
     </w:p>
     <w:p>
       <w:pPr>
@@ -12927,7 +13834,7 @@
         <w:pStyle w:val="ListParagraph"/>
         <w:numPr>
           <w:ilvl w:val="0"/>
-          <w:numId w:val="6"/>
+          <w:numId w:val="8"/>
         </w:numPr>
         <w:spacing w:after="60"/>
       </w:pPr>
@@ -12940,7 +13847,7 @@
         <w:pStyle w:val="ListParagraph"/>
         <w:numPr>
           <w:ilvl w:val="0"/>
-          <w:numId w:val="6"/>
+          <w:numId w:val="8"/>
         </w:numPr>
         <w:spacing w:after="60"/>
       </w:pPr>
@@ -12953,7 +13860,7 @@
         <w:pStyle w:val="ListParagraph"/>
         <w:numPr>
           <w:ilvl w:val="0"/>
-          <w:numId w:val="6"/>
+          <w:numId w:val="8"/>
         </w:numPr>
         <w:spacing w:after="60"/>
       </w:pPr>
@@ -12973,11 +13880,11 @@
       <w:pPr>
         <w:pStyle w:val="Heading2"/>
       </w:pPr>
-      <w:bookmarkStart w:name="_Toc36" w:id="36"/>
+      <w:bookmarkStart w:name="_Toc40" w:id="40"/>
       <w:r>
         <w:t xml:space="preserve">16.2 その他の参考文献</w:t>
       </w:r>
-      <w:bookmarkEnd w:id="36"/>
+      <w:bookmarkEnd w:id="40"/>
     </w:p>
     <w:p>
       <w:pPr>
@@ -13048,11 +13955,11 @@
       <w:pPr>
         <w:pStyle w:val="Heading2"/>
       </w:pPr>
-      <w:bookmarkStart w:name="_Toc37" w:id="37"/>
+      <w:bookmarkStart w:name="_Toc41" w:id="41"/>
       <w:r>
         <w:t xml:space="preserve">16.3 利用条件</w:t>
       </w:r>
-      <w:bookmarkEnd w:id="37"/>
+      <w:bookmarkEnd w:id="41"/>
     </w:p>
     <w:p>
       <w:pPr>
@@ -13372,6 +14279,30 @@
       </w:pPr>
     </w:lvl>
   </w:abstractNum>
+  <w:abstractNum w:abstractNumId="7" w15:restartNumberingAfterBreak="0">
+    <w:multiLevelType w:val="hybridMultilevel"/>
+    <w:lvl w:ilvl="0" w:tentative="1">
+      <w:start w:val="1"/>
+      <w:numFmt w:val="decimal"/>
+      <w:lvlText w:val="%1."/>
+      <w:lvlJc w:val="left"/>
+      <w:pPr>
+        <w:ind w:left="420" w:hanging="300"/>
+      </w:pPr>
+    </w:lvl>
+  </w:abstractNum>
+  <w:abstractNum w:abstractNumId="8" w15:restartNumberingAfterBreak="0">
+    <w:multiLevelType w:val="hybridMultilevel"/>
+    <w:lvl w:ilvl="0" w:tentative="1">
+      <w:start w:val="1"/>
+      <w:numFmt w:val="decimal"/>
+      <w:lvlText w:val="%1."/>
+      <w:lvlJc w:val="left"/>
+      <w:pPr>
+        <w:ind w:left="420" w:hanging="300"/>
+      </w:pPr>
+    </w:lvl>
+  </w:abstractNum>
   <w:num w:numId="1">
     <w:abstractNumId w:val="1"/>
     <w:lvlOverride w:ilvl="0">
@@ -13407,6 +14338,18 @@
   </w:num>
   <w:num w:numId="6">
     <w:abstractNumId w:val="6"/>
+    <w:lvlOverride w:ilvl="0">
+      <w:startOverride w:val="1"/>
+    </w:lvlOverride>
+  </w:num>
+  <w:num w:numId="7">
+    <w:abstractNumId w:val="7"/>
+    <w:lvlOverride w:ilvl="0">
+      <w:startOverride w:val="1"/>
+    </w:lvlOverride>
+  </w:num>
+  <w:num w:numId="8">
+    <w:abstractNumId w:val="8"/>
     <w:lvlOverride w:ilvl="0">
       <w:startOverride w:val="1"/>
     </w:lvlOverride>

--- a/manual/METEORAD_Manual_ja.docx
+++ b/manual/METEORAD_Manual_ja.docx
@@ -115,7 +115,7 @@
           <w:sz w:val="24"/>
           <w:szCs w:val="24"/>
         </w:rPr>
-        <w:t xml:space="preserve">SPRADIAN-1.8 (JAXA) の Python 版 — GUI 版 0.1.0</w:t>
+        <w:t xml:space="preserve">SPRADIAN-1.8 (JAXA) の Python 版 — バージョン 1.0</w:t>
       </w:r>
     </w:p>
     <w:p>
@@ -153,7 +153,7 @@
           <w:sz w:val="22"/>
           <w:szCs w:val="22"/>
         </w:rPr>
-        <w:t xml:space="preserve">文書日付: 2026-10-24</w:t>
+        <w:t xml:space="preserve">文書日付: 2026-10-30</w:t>
       </w:r>
     </w:p>
     <w:p>
